--- a/data/revised_2026-10_full/tracked/v2/Physics/SS1.4_Energy,_Work,_Power_and_Machines/Physics_Energy,_Work,_Power_and_Machines_CBE_LessonSequence_TRACKED.docx
+++ b/data/revised_2026-10_full/tracked/v2/Physics/SS1.4_Energy,_Work,_Power_and_Machines/Physics_Energy,_Work,_Power_and_Machines_CBE_LessonSequence_TRACKED.docx
@@ -427,10 +427,10 @@
               <w:spacing w:after="40" w:before="0"/>
               <w:jc w:val="left"/>
               <w:rPr>
-                <w:ins w:id="9002" w:author="Claude (AI) - proposed" w:date="2026-10-15T08:04:21Z"/>
-              </w:rPr>
-            </w:pPr>
-            <w:ins w:id="9001" w:author="Claude (AI) - proposed" w:date="2026-10-15T08:04:21Z">
+                <w:ins w:id="9002" w:author="Claude (AI) - proposed" w:date="2026-10-18T00:32:06Z"/>
+              </w:rPr>
+            </w:pPr>
+            <w:ins w:id="9001" w:author="Claude (AI) - proposed" w:date="2026-10-18T00:32:06Z">
               <w:r>
                 <w:rPr>
                   <w:rFonts w:ascii="Arial" w:cs="Arial" w:eastAsia="Arial" w:hAnsi="Arial"/>
@@ -452,10 +452,10 @@
               <w:spacing w:after="40" w:before="0"/>
               <w:jc w:val="left"/>
               <w:rPr>
-                <w:del w:id="9004" w:author="Claude (AI) - proposed" w:date="2026-10-15T08:04:21Z"/>
-              </w:rPr>
-            </w:pPr>
-            <w:del w:id="9003" w:author="Claude (AI) - proposed" w:date="2026-10-15T08:04:21Z">
+                <w:del w:id="9004" w:author="Claude (AI) - proposed" w:date="2026-10-18T00:32:06Z"/>
+              </w:rPr>
+            </w:pPr>
+            <w:del w:id="9003" w:author="Claude (AI) - proposed" w:date="2026-10-18T00:32:06Z">
               <w:r>
                 <w:rPr>
                   <w:rFonts w:ascii="Arial" w:cs="Arial" w:eastAsia="Arial" w:hAnsi="Arial"/>
@@ -525,7 +525,7 @@
               <w:ind w:left="360" w:hanging="180"/>
               <w:jc w:val="left"/>
             </w:pPr>
-            <w:del w:id="9005" w:author="Claude (AI) - proposed" w:date="2026-10-15T08:04:21Z">
+            <w:del w:id="9005" w:author="Claude (AI) - proposed" w:date="2026-10-18T00:32:06Z">
               <w:r>
                 <w:rPr>
                   <w:rFonts w:ascii="Arial" w:cs="Arial" w:eastAsia="Arial" w:hAnsi="Arial"/>
@@ -540,7 +540,7 @@
                 <w:delText xml:space="preserve">–  Forms of energy: kinetic energy and potential energy (gravitational and elastic)</w:delText>
               </w:r>
             </w:del>
-            <w:ins w:id="9006" w:author="Claude (AI) - proposed" w:date="2026-10-15T08:04:21Z">
+            <w:ins w:id="9006" w:author="Claude (AI) - proposed" w:date="2026-10-18T00:32:06Z">
               <w:r>
                 <w:rPr>
                   <w:rFonts w:ascii="Arial" w:cs="Arial" w:eastAsia="Arial" w:hAnsi="Arial"/>
@@ -562,10 +562,10 @@
               <w:ind w:left="360" w:hanging="180"/>
               <w:jc w:val="left"/>
               <w:rPr>
-                <w:del w:id="9008" w:author="Claude (AI) - proposed" w:date="2026-10-15T08:04:21Z"/>
-              </w:rPr>
-            </w:pPr>
-            <w:del w:id="9007" w:author="Claude (AI) - proposed" w:date="2026-10-15T08:04:21Z">
+                <w:del w:id="9008" w:author="Claude (AI) - proposed" w:date="2026-10-18T00:32:06Z"/>
+              </w:rPr>
+            </w:pPr>
+            <w:del w:id="9007" w:author="Claude (AI) - proposed" w:date="2026-10-18T00:32:06Z">
               <w:r>
                 <w:rPr>
                   <w:rFonts w:ascii="Arial" w:cs="Arial" w:eastAsia="Arial" w:hAnsi="Arial"/>
@@ -587,10 +587,10 @@
               <w:ind w:left="360" w:hanging="180"/>
               <w:jc w:val="left"/>
               <w:rPr>
-                <w:del w:id="9010" w:author="Claude (AI) - proposed" w:date="2026-10-15T08:04:21Z"/>
-              </w:rPr>
-            </w:pPr>
-            <w:del w:id="9009" w:author="Claude (AI) - proposed" w:date="2026-10-15T08:04:21Z">
+                <w:del w:id="9010" w:author="Claude (AI) - proposed" w:date="2026-10-18T00:32:06Z"/>
+              </w:rPr>
+            </w:pPr>
+            <w:del w:id="9009" w:author="Claude (AI) - proposed" w:date="2026-10-18T00:32:06Z">
               <w:r>
                 <w:rPr>
                   <w:rFonts w:ascii="Arial" w:cs="Arial" w:eastAsia="Arial" w:hAnsi="Arial"/>
@@ -625,7 +625,7 @@
               </w:rPr>
               <w:t xml:space="preserve">–  Work </w:t>
             </w:r>
-            <w:del w:id="9011" w:author="Claude (AI) - proposed" w:date="2026-10-15T08:04:21Z">
+            <w:del w:id="9011" w:author="Claude (AI) - proposed" w:date="2026-10-18T00:32:06Z">
               <w:r>
                 <w:rPr>
                   <w:rFonts w:ascii="Arial" w:cs="Arial" w:eastAsia="Arial" w:hAnsi="Arial"/>
@@ -640,7 +640,7 @@
                 <w:delText xml:space="preserve">done against friction</w:delText>
               </w:r>
             </w:del>
-            <w:ins w:id="9012" w:author="Claude (AI) - proposed" w:date="2026-10-15T08:04:21Z">
+            <w:ins w:id="9012" w:author="Claude (AI) - proposed" w:date="2026-10-18T00:32:06Z">
               <w:r>
                 <w:rPr>
                   <w:rFonts w:ascii="Arial" w:cs="Arial" w:eastAsia="Arial" w:hAnsi="Arial"/>
@@ -662,10 +662,10 @@
               <w:ind w:left="360" w:hanging="180"/>
               <w:jc w:val="left"/>
               <w:rPr>
-                <w:ins w:id="9014" w:author="Claude (AI) - proposed" w:date="2026-10-15T08:04:21Z"/>
-              </w:rPr>
-            </w:pPr>
-            <w:ins w:id="9013" w:author="Claude (AI) - proposed" w:date="2026-10-15T08:04:21Z">
+                <w:ins w:id="9014" w:author="Claude (AI) - proposed" w:date="2026-10-18T00:32:06Z"/>
+              </w:rPr>
+            </w:pPr>
+            <w:ins w:id="9013" w:author="Claude (AI) - proposed" w:date="2026-10-18T00:32:06Z">
               <w:r>
                 <w:rPr>
                   <w:rFonts w:ascii="Arial" w:cs="Arial" w:eastAsia="Arial" w:hAnsi="Arial"/>
@@ -687,10 +687,10 @@
               <w:ind w:left="360" w:hanging="180"/>
               <w:jc w:val="left"/>
               <w:rPr>
-                <w:ins w:id="9016" w:author="Claude (AI) - proposed" w:date="2026-10-15T08:04:21Z"/>
-              </w:rPr>
-            </w:pPr>
-            <w:ins w:id="9015" w:author="Claude (AI) - proposed" w:date="2026-10-15T08:04:21Z">
+                <w:ins w:id="9016" w:author="Claude (AI) - proposed" w:date="2026-10-18T00:32:06Z"/>
+              </w:rPr>
+            </w:pPr>
+            <w:ins w:id="9015" w:author="Claude (AI) - proposed" w:date="2026-10-18T00:32:06Z">
               <w:r>
                 <w:rPr>
                   <w:rFonts w:ascii="Arial" w:cs="Arial" w:eastAsia="Arial" w:hAnsi="Arial"/>
@@ -712,10 +712,10 @@
               <w:ind w:left="360" w:hanging="180"/>
               <w:jc w:val="left"/>
               <w:rPr>
-                <w:del w:id="9018" w:author="Claude (AI) - proposed" w:date="2026-10-15T08:04:21Z"/>
-              </w:rPr>
-            </w:pPr>
-            <w:del w:id="9017" w:author="Claude (AI) - proposed" w:date="2026-10-15T08:04:21Z">
+                <w:del w:id="9018" w:author="Claude (AI) - proposed" w:date="2026-10-18T00:32:06Z"/>
+              </w:rPr>
+            </w:pPr>
+            <w:del w:id="9017" w:author="Claude (AI) - proposed" w:date="2026-10-18T00:32:06Z">
               <w:r>
                 <w:rPr>
                   <w:rFonts w:ascii="Arial" w:cs="Arial" w:eastAsia="Arial" w:hAnsi="Arial"/>
@@ -737,10 +737,10 @@
               <w:ind w:left="360" w:hanging="180"/>
               <w:jc w:val="left"/>
               <w:rPr>
-                <w:del w:id="9020" w:author="Claude (AI) - proposed" w:date="2026-10-15T08:04:21Z"/>
-              </w:rPr>
-            </w:pPr>
-            <w:del w:id="9019" w:author="Claude (AI) - proposed" w:date="2026-10-15T08:04:21Z">
+                <w:del w:id="9020" w:author="Claude (AI) - proposed" w:date="2026-10-18T00:32:06Z"/>
+              </w:rPr>
+            </w:pPr>
+            <w:del w:id="9019" w:author="Claude (AI) - proposed" w:date="2026-10-18T00:32:06Z">
               <w:r>
                 <w:rPr>
                   <w:rFonts w:ascii="Arial" w:cs="Arial" w:eastAsia="Arial" w:hAnsi="Arial"/>
@@ -762,10 +762,10 @@
               <w:ind w:left="360" w:hanging="180"/>
               <w:jc w:val="left"/>
               <w:rPr>
-                <w:del w:id="9022" w:author="Claude (AI) - proposed" w:date="2026-10-15T08:04:21Z"/>
-              </w:rPr>
-            </w:pPr>
-            <w:del w:id="9021" w:author="Claude (AI) - proposed" w:date="2026-10-15T08:04:21Z">
+                <w:del w:id="9022" w:author="Claude (AI) - proposed" w:date="2026-10-18T00:32:06Z"/>
+              </w:rPr>
+            </w:pPr>
+            <w:del w:id="9021" w:author="Claude (AI) - proposed" w:date="2026-10-18T00:32:06Z">
               <w:r>
                 <w:rPr>
                   <w:rFonts w:ascii="Arial" w:cs="Arial" w:eastAsia="Arial" w:hAnsi="Arial"/>
@@ -787,10 +787,10 @@
               <w:ind w:left="360" w:hanging="180"/>
               <w:jc w:val="left"/>
               <w:rPr>
-                <w:del w:id="9024" w:author="Claude (AI) - proposed" w:date="2026-10-15T08:04:21Z"/>
-              </w:rPr>
-            </w:pPr>
-            <w:del w:id="9023" w:author="Claude (AI) - proposed" w:date="2026-10-15T08:04:21Z">
+                <w:del w:id="9024" w:author="Claude (AI) - proposed" w:date="2026-10-18T00:32:06Z"/>
+              </w:rPr>
+            </w:pPr>
+            <w:del w:id="9023" w:author="Claude (AI) - proposed" w:date="2026-10-18T00:32:06Z">
               <w:r>
                 <w:rPr>
                   <w:rFonts w:ascii="Arial" w:cs="Arial" w:eastAsia="Arial" w:hAnsi="Arial"/>
@@ -812,10 +812,10 @@
               <w:ind w:left="360" w:hanging="180"/>
               <w:jc w:val="left"/>
               <w:rPr>
-                <w:del w:id="9026" w:author="Claude (AI) - proposed" w:date="2026-10-15T08:04:21Z"/>
-              </w:rPr>
-            </w:pPr>
-            <w:del w:id="9025" w:author="Claude (AI) - proposed" w:date="2026-10-15T08:04:21Z">
+                <w:del w:id="9026" w:author="Claude (AI) - proposed" w:date="2026-10-18T00:32:06Z"/>
+              </w:rPr>
+            </w:pPr>
+            <w:del w:id="9025" w:author="Claude (AI) - proposed" w:date="2026-10-18T00:32:06Z">
               <w:r>
                 <w:rPr>
                   <w:rFonts w:ascii="Arial" w:cs="Arial" w:eastAsia="Arial" w:hAnsi="Arial"/>
@@ -905,10 +905,10 @@
               <w:spacing w:after="40" w:before="0"/>
               <w:jc w:val="left"/>
               <w:rPr>
-                <w:del w:id="9028" w:author="Claude (AI) - proposed" w:date="2026-10-15T08:04:21Z"/>
-              </w:rPr>
-            </w:pPr>
-            <w:del w:id="9027" w:author="Claude (AI) - proposed" w:date="2026-10-15T08:04:21Z">
+                <w:del w:id="9028" w:author="Claude (AI) - proposed" w:date="2026-10-18T00:32:06Z"/>
+              </w:rPr>
+            </w:pPr>
+            <w:del w:id="9027" w:author="Claude (AI) - proposed" w:date="2026-10-18T00:32:06Z">
               <w:r>
                 <w:rPr>
                   <w:rFonts w:ascii="Arial" w:cs="Arial" w:eastAsia="Arial" w:hAnsi="Arial"/>
@@ -930,10 +930,10 @@
               <w:spacing w:after="40" w:before="0"/>
               <w:jc w:val="left"/>
               <w:rPr>
-                <w:del w:id="9030" w:author="Claude (AI) - proposed" w:date="2026-10-15T08:04:21Z"/>
-              </w:rPr>
-            </w:pPr>
-            <w:del w:id="9029" w:author="Claude (AI) - proposed" w:date="2026-10-15T08:04:21Z">
+                <w:del w:id="9030" w:author="Claude (AI) - proposed" w:date="2026-10-18T00:32:06Z"/>
+              </w:rPr>
+            </w:pPr>
+            <w:del w:id="9029" w:author="Claude (AI) - proposed" w:date="2026-10-18T00:32:06Z">
               <w:r>
                 <w:rPr>
                   <w:rFonts w:ascii="Arial" w:cs="Arial" w:eastAsia="Arial" w:hAnsi="Arial"/>
@@ -955,10 +955,10 @@
               <w:spacing w:after="40" w:before="0"/>
               <w:jc w:val="left"/>
               <w:rPr>
-                <w:del w:id="9032" w:author="Claude (AI) - proposed" w:date="2026-10-15T08:04:21Z"/>
-              </w:rPr>
-            </w:pPr>
-            <w:del w:id="9031" w:author="Claude (AI) - proposed" w:date="2026-10-15T08:04:21Z">
+                <w:del w:id="9032" w:author="Claude (AI) - proposed" w:date="2026-10-18T00:32:06Z"/>
+              </w:rPr>
+            </w:pPr>
+            <w:del w:id="9031" w:author="Claude (AI) - proposed" w:date="2026-10-18T00:32:06Z">
               <w:r>
                 <w:rPr>
                   <w:rFonts w:ascii="Arial" w:cs="Arial" w:eastAsia="Arial" w:hAnsi="Arial"/>
@@ -980,10 +980,10 @@
               <w:spacing w:after="40" w:before="0"/>
               <w:jc w:val="left"/>
               <w:rPr>
-                <w:del w:id="9034" w:author="Claude (AI) - proposed" w:date="2026-10-15T08:04:21Z"/>
-              </w:rPr>
-            </w:pPr>
-            <w:del w:id="9033" w:author="Claude (AI) - proposed" w:date="2026-10-15T08:04:21Z">
+                <w:del w:id="9034" w:author="Claude (AI) - proposed" w:date="2026-10-18T00:32:06Z"/>
+              </w:rPr>
+            </w:pPr>
+            <w:del w:id="9033" w:author="Claude (AI) - proposed" w:date="2026-10-18T00:32:06Z">
               <w:r>
                 <w:rPr>
                   <w:rFonts w:ascii="Arial" w:cs="Arial" w:eastAsia="Arial" w:hAnsi="Arial"/>
@@ -1005,10 +1005,10 @@
               <w:spacing w:after="40" w:before="0"/>
               <w:jc w:val="left"/>
               <w:rPr>
-                <w:del w:id="9036" w:author="Claude (AI) - proposed" w:date="2026-10-15T08:04:21Z"/>
-              </w:rPr>
-            </w:pPr>
-            <w:del w:id="9035" w:author="Claude (AI) - proposed" w:date="2026-10-15T08:04:21Z">
+                <w:del w:id="9036" w:author="Claude (AI) - proposed" w:date="2026-10-18T00:32:06Z"/>
+              </w:rPr>
+            </w:pPr>
+            <w:del w:id="9035" w:author="Claude (AI) - proposed" w:date="2026-10-18T00:32:06Z">
               <w:r>
                 <w:rPr>
                   <w:rFonts w:ascii="Arial" w:cs="Arial" w:eastAsia="Arial" w:hAnsi="Arial"/>
@@ -1030,7 +1030,7 @@
               <w:spacing w:after="40" w:before="0"/>
               <w:jc w:val="left"/>
             </w:pPr>
-            <w:del w:id="9037" w:author="Claude (AI) - proposed" w:date="2026-10-15T08:04:21Z">
+            <w:del w:id="9037" w:author="Claude (AI) - proposed" w:date="2026-10-18T00:32:06Z">
               <w:r>
                 <w:rPr>
                   <w:rFonts w:ascii="Arial" w:cs="Arial" w:eastAsia="Arial" w:hAnsi="Arial"/>
@@ -1045,7 +1045,7 @@
                 <w:delText xml:space="preserve">f) appreciate the application</w:delText>
               </w:r>
             </w:del>
-            <w:ins w:id="9038" w:author="Claude (AI) - proposed" w:date="2026-10-15T08:04:21Z">
+            <w:ins w:id="9038" w:author="Claude (AI) - proposed" w:date="2026-10-18T00:32:06Z">
               <w:r>
                 <w:rPr>
                   <w:rFonts w:ascii="Arial" w:cs="Arial" w:eastAsia="Arial" w:hAnsi="Arial"/>
@@ -1073,7 +1073,7 @@
               </w:rPr>
               <w:t xml:space="preserve"> of energy, work</w:t>
             </w:r>
-            <w:del w:id="9039" w:author="Claude (AI) - proposed" w:date="2026-10-15T08:04:21Z">
+            <w:del w:id="9039" w:author="Claude (AI) - proposed" w:date="2026-10-18T00:32:06Z">
               <w:r>
                 <w:rPr>
                   <w:rFonts w:ascii="Arial" w:cs="Arial" w:eastAsia="Arial" w:hAnsi="Arial"/>
@@ -1088,7 +1088,7 @@
                 <w:delText xml:space="preserve">, power and machines in day-to-day life.</w:delText>
               </w:r>
             </w:del>
-            <w:ins w:id="9040" w:author="Claude (AI) - proposed" w:date="2026-10-15T08:04:21Z">
+            <w:ins w:id="9040" w:author="Claude (AI) - proposed" w:date="2026-10-18T00:32:06Z">
               <w:r>
                 <w:rPr>
                   <w:rFonts w:ascii="Arial" w:cs="Arial" w:eastAsia="Arial" w:hAnsi="Arial"/>
@@ -1110,10 +1110,10 @@
               <w:spacing w:after="40" w:before="0"/>
               <w:jc w:val="left"/>
               <w:rPr>
-                <w:ins w:id="9042" w:author="Claude (AI) - proposed" w:date="2026-10-15T08:04:21Z"/>
-              </w:rPr>
-            </w:pPr>
-            <w:ins w:id="9041" w:author="Claude (AI) - proposed" w:date="2026-10-15T08:04:21Z">
+                <w:ins w:id="9042" w:author="Claude (AI) - proposed" w:date="2026-10-18T00:32:06Z"/>
+              </w:rPr>
+            </w:pPr>
+            <w:ins w:id="9041" w:author="Claude (AI) - proposed" w:date="2026-10-18T00:32:06Z">
               <w:r>
                 <w:rPr>
                   <w:rFonts w:ascii="Arial" w:cs="Arial" w:eastAsia="Arial" w:hAnsi="Arial"/>
@@ -1135,10 +1135,10 @@
               <w:spacing w:after="40" w:before="0"/>
               <w:jc w:val="left"/>
               <w:rPr>
-                <w:ins w:id="9044" w:author="Claude (AI) - proposed" w:date="2026-10-15T08:04:21Z"/>
-              </w:rPr>
-            </w:pPr>
-            <w:ins w:id="9043" w:author="Claude (AI) - proposed" w:date="2026-10-15T08:04:21Z">
+                <w:ins w:id="9044" w:author="Claude (AI) - proposed" w:date="2026-10-18T00:32:06Z"/>
+              </w:rPr>
+            </w:pPr>
+            <w:ins w:id="9043" w:author="Claude (AI) - proposed" w:date="2026-10-18T00:32:06Z">
               <w:r>
                 <w:rPr>
                   <w:rFonts w:ascii="Arial" w:cs="Arial" w:eastAsia="Arial" w:hAnsi="Arial"/>
@@ -1160,10 +1160,10 @@
               <w:spacing w:after="40" w:before="0"/>
               <w:jc w:val="left"/>
               <w:rPr>
-                <w:ins w:id="9046" w:author="Claude (AI) - proposed" w:date="2026-10-15T08:04:21Z"/>
-              </w:rPr>
-            </w:pPr>
-            <w:ins w:id="9045" w:author="Claude (AI) - proposed" w:date="2026-10-15T08:04:21Z">
+                <w:ins w:id="9046" w:author="Claude (AI) - proposed" w:date="2026-10-18T00:32:06Z"/>
+              </w:rPr>
+            </w:pPr>
+            <w:ins w:id="9045" w:author="Claude (AI) - proposed" w:date="2026-10-18T00:32:06Z">
               <w:r>
                 <w:rPr>
                   <w:rFonts w:ascii="Arial" w:cs="Arial" w:eastAsia="Arial" w:hAnsi="Arial"/>
@@ -1233,10 +1233,10 @@
               <w:ind w:left="360" w:hanging="180"/>
               <w:jc w:val="left"/>
               <w:rPr>
-                <w:del w:id="9048" w:author="Claude (AI) - proposed" w:date="2026-10-15T08:04:21Z"/>
-              </w:rPr>
-            </w:pPr>
-            <w:del w:id="9047" w:author="Claude (AI) - proposed" w:date="2026-10-15T08:04:21Z">
+                <w:del w:id="9048" w:author="Claude (AI) - proposed" w:date="2026-10-18T00:32:06Z"/>
+              </w:rPr>
+            </w:pPr>
+            <w:del w:id="9047" w:author="Claude (AI) - proposed" w:date="2026-10-18T00:32:06Z">
               <w:r>
                 <w:rPr>
                   <w:rFonts w:ascii="Arial" w:cs="Arial" w:eastAsia="Arial" w:hAnsi="Arial"/>
@@ -1258,7 +1258,7 @@
               <w:ind w:left="360" w:hanging="180"/>
               <w:jc w:val="left"/>
             </w:pPr>
-            <w:del w:id="9049" w:author="Claude (AI) - proposed" w:date="2026-10-15T08:04:21Z">
+            <w:del w:id="9049" w:author="Claude (AI) - proposed" w:date="2026-10-18T00:32:06Z">
               <w:r>
                 <w:rPr>
                   <w:rFonts w:ascii="Arial" w:cs="Arial" w:eastAsia="Arial" w:hAnsi="Arial"/>
@@ -1273,7 +1273,7 @@
                 <w:delText xml:space="preserve">–  Communication and collaboration: learners work in groups during experiments and share evidence-based explanations of energy transfers with the class.</w:delText>
               </w:r>
             </w:del>
-            <w:ins w:id="9050" w:author="Claude (AI) - proposed" w:date="2026-10-15T08:04:21Z">
+            <w:ins w:id="9050" w:author="Claude (AI) - proposed" w:date="2026-10-18T00:32:06Z">
               <w:r>
                 <w:rPr>
                   <w:rFonts w:ascii="Arial" w:cs="Arial" w:eastAsia="Arial" w:hAnsi="Arial"/>
@@ -1295,10 +1295,10 @@
               <w:ind w:left="360" w:hanging="180"/>
               <w:jc w:val="left"/>
               <w:rPr>
-                <w:ins w:id="9052" w:author="Claude (AI) - proposed" w:date="2026-10-15T08:04:21Z"/>
-              </w:rPr>
-            </w:pPr>
-            <w:ins w:id="9051" w:author="Claude (AI) - proposed" w:date="2026-10-15T08:04:21Z">
+                <w:ins w:id="9052" w:author="Claude (AI) - proposed" w:date="2026-10-18T00:32:06Z"/>
+              </w:rPr>
+            </w:pPr>
+            <w:ins w:id="9051" w:author="Claude (AI) - proposed" w:date="2026-10-18T00:32:06Z">
               <w:r>
                 <w:rPr>
                   <w:rFonts w:ascii="Arial" w:cs="Arial" w:eastAsia="Arial" w:hAnsi="Arial"/>
@@ -1320,10 +1320,10 @@
               <w:ind w:left="360" w:hanging="180"/>
               <w:jc w:val="left"/>
               <w:rPr>
-                <w:del w:id="9054" w:author="Claude (AI) - proposed" w:date="2026-10-15T08:04:21Z"/>
-              </w:rPr>
-            </w:pPr>
-            <w:del w:id="9053" w:author="Claude (AI) - proposed" w:date="2026-10-15T08:04:21Z">
+                <w:del w:id="9054" w:author="Claude (AI) - proposed" w:date="2026-10-18T00:32:06Z"/>
+              </w:rPr>
+            </w:pPr>
+            <w:del w:id="9053" w:author="Claude (AI) - proposed" w:date="2026-10-18T00:32:06Z">
               <w:r>
                 <w:rPr>
                   <w:rFonts w:ascii="Arial" w:cs="Arial" w:eastAsia="Arial" w:hAnsi="Arial"/>
@@ -1358,7 +1358,7 @@
               </w:rPr>
               <w:t xml:space="preserve">–  Digital literacy: learners use PhET simulations (Energy Skate Park, Pendulum Lab</w:t>
             </w:r>
-            <w:del w:id="9055" w:author="Claude (AI) - proposed" w:date="2026-10-15T08:04:21Z">
+            <w:del w:id="9055" w:author="Claude (AI) - proposed" w:date="2026-10-18T00:32:06Z">
               <w:r>
                 <w:rPr>
                   <w:rFonts w:ascii="Arial" w:cs="Arial" w:eastAsia="Arial" w:hAnsi="Arial"/>
@@ -1386,7 +1386,7 @@
               </w:rPr>
               <w:t xml:space="preserve">) to investigate energy</w:t>
             </w:r>
-            <w:del w:id="9056" w:author="Claude (AI) - proposed" w:date="2026-10-15T08:04:21Z">
+            <w:del w:id="9056" w:author="Claude (AI) - proposed" w:date="2026-10-18T00:32:06Z">
               <w:r>
                 <w:rPr>
                   <w:rFonts w:ascii="Arial" w:cs="Arial" w:eastAsia="Arial" w:hAnsi="Arial"/>
@@ -1489,10 +1489,10 @@
               <w:ind w:left="360" w:hanging="180"/>
               <w:jc w:val="left"/>
               <w:rPr>
-                <w:ins w:id="9058" w:author="Claude (AI) - proposed" w:date="2026-10-15T08:04:21Z"/>
-              </w:rPr>
-            </w:pPr>
-            <w:ins w:id="9057" w:author="Claude (AI) - proposed" w:date="2026-10-15T08:04:21Z">
+                <w:ins w:id="9058" w:author="Claude (AI) - proposed" w:date="2026-10-18T00:32:06Z"/>
+              </w:rPr>
+            </w:pPr>
+            <w:ins w:id="9057" w:author="Claude (AI) - proposed" w:date="2026-10-18T00:32:06Z">
               <w:r>
                 <w:rPr>
                   <w:rFonts w:ascii="Arial" w:cs="Arial" w:eastAsia="Arial" w:hAnsi="Arial"/>
@@ -1514,10 +1514,10 @@
               <w:ind w:left="360" w:hanging="180"/>
               <w:jc w:val="left"/>
               <w:rPr>
-                <w:ins w:id="9060" w:author="Claude (AI) - proposed" w:date="2026-10-15T08:04:21Z"/>
-              </w:rPr>
-            </w:pPr>
-            <w:ins w:id="9059" w:author="Claude (AI) - proposed" w:date="2026-10-15T08:04:21Z">
+                <w:ins w:id="9060" w:author="Claude (AI) - proposed" w:date="2026-10-18T00:32:06Z"/>
+              </w:rPr>
+            </w:pPr>
+            <w:ins w:id="9059" w:author="Claude (AI) - proposed" w:date="2026-10-18T00:32:06Z">
               <w:r>
                 <w:rPr>
                   <w:rFonts w:ascii="Arial" w:cs="Arial" w:eastAsia="Arial" w:hAnsi="Arial"/>
@@ -1539,10 +1539,10 @@
               <w:ind w:left="360" w:hanging="180"/>
               <w:jc w:val="left"/>
               <w:rPr>
-                <w:del w:id="9062" w:author="Claude (AI) - proposed" w:date="2026-10-15T08:04:21Z"/>
-              </w:rPr>
-            </w:pPr>
-            <w:del w:id="9061" w:author="Claude (AI) - proposed" w:date="2026-10-15T08:04:21Z">
+                <w:del w:id="9062" w:author="Claude (AI) - proposed" w:date="2026-10-18T00:32:06Z"/>
+              </w:rPr>
+            </w:pPr>
+            <w:del w:id="9061" w:author="Claude (AI) - proposed" w:date="2026-10-18T00:32:06Z">
               <w:r>
                 <w:rPr>
                   <w:rFonts w:ascii="Arial" w:cs="Arial" w:eastAsia="Arial" w:hAnsi="Arial"/>
@@ -1599,10 +1599,10 @@
               <w:ind w:left="360" w:hanging="180"/>
               <w:jc w:val="left"/>
               <w:rPr>
-                <w:del w:id="9064" w:author="Claude (AI) - proposed" w:date="2026-10-15T08:04:21Z"/>
-              </w:rPr>
-            </w:pPr>
-            <w:del w:id="9063" w:author="Claude (AI) - proposed" w:date="2026-10-15T08:04:21Z">
+                <w:del w:id="9064" w:author="Claude (AI) - proposed" w:date="2026-10-18T00:32:06Z"/>
+              </w:rPr>
+            </w:pPr>
+            <w:del w:id="9063" w:author="Claude (AI) - proposed" w:date="2026-10-18T00:32:06Z">
               <w:r>
                 <w:rPr>
                   <w:rFonts w:ascii="Arial" w:cs="Arial" w:eastAsia="Arial" w:hAnsi="Arial"/>
@@ -1825,10 +1825,10 @@
               <w:ind w:left="360" w:hanging="180"/>
               <w:jc w:val="left"/>
               <w:rPr>
-                <w:ins w:id="9066" w:author="Claude (AI) - proposed" w:date="2026-10-15T08:04:21Z"/>
-              </w:rPr>
-            </w:pPr>
-            <w:ins w:id="9065" w:author="Claude (AI) - proposed" w:date="2026-10-15T08:04:21Z">
+                <w:ins w:id="9066" w:author="Claude (AI) - proposed" w:date="2026-10-18T00:32:06Z"/>
+              </w:rPr>
+            </w:pPr>
+            <w:ins w:id="9065" w:author="Claude (AI) - proposed" w:date="2026-10-18T00:32:06Z">
               <w:r>
                 <w:rPr>
                   <w:rFonts w:ascii="Arial" w:cs="Arial" w:eastAsia="Arial" w:hAnsi="Arial"/>
@@ -1850,10 +1850,10 @@
               <w:ind w:left="360" w:hanging="180"/>
               <w:jc w:val="left"/>
               <w:rPr>
-                <w:ins w:id="9068" w:author="Claude (AI) - proposed" w:date="2026-10-15T08:04:21Z"/>
-              </w:rPr>
-            </w:pPr>
-            <w:ins w:id="9067" w:author="Claude (AI) - proposed" w:date="2026-10-15T08:04:21Z">
+                <w:ins w:id="9068" w:author="Claude (AI) - proposed" w:date="2026-10-18T00:32:06Z"/>
+              </w:rPr>
+            </w:pPr>
+            <w:ins w:id="9067" w:author="Claude (AI) - proposed" w:date="2026-10-18T00:32:06Z">
               <w:r>
                 <w:rPr>
                   <w:rFonts w:ascii="Arial" w:cs="Arial" w:eastAsia="Arial" w:hAnsi="Arial"/>
@@ -1875,10 +1875,10 @@
               <w:ind w:left="360" w:hanging="180"/>
               <w:jc w:val="left"/>
               <w:rPr>
-                <w:del w:id="9070" w:author="Claude (AI) - proposed" w:date="2026-10-15T08:04:21Z"/>
-              </w:rPr>
-            </w:pPr>
-            <w:del w:id="9069" w:author="Claude (AI) - proposed" w:date="2026-10-15T08:04:21Z">
+                <w:del w:id="9070" w:author="Claude (AI) - proposed" w:date="2026-10-18T00:32:06Z"/>
+              </w:rPr>
+            </w:pPr>
+            <w:del w:id="9069" w:author="Claude (AI) - proposed" w:date="2026-10-18T00:32:06Z">
               <w:r>
                 <w:rPr>
                   <w:rFonts w:ascii="Arial" w:cs="Arial" w:eastAsia="Arial" w:hAnsi="Arial"/>
@@ -1935,10 +1935,10 @@
               <w:ind w:left="360" w:hanging="180"/>
               <w:jc w:val="left"/>
               <w:rPr>
-                <w:del w:id="9072" w:author="Claude (AI) - proposed" w:date="2026-10-15T08:04:21Z"/>
-              </w:rPr>
-            </w:pPr>
-            <w:del w:id="9071" w:author="Claude (AI) - proposed" w:date="2026-10-15T08:04:21Z">
+                <w:del w:id="9072" w:author="Claude (AI) - proposed" w:date="2026-10-18T00:32:06Z"/>
+              </w:rPr>
+            </w:pPr>
+            <w:del w:id="9071" w:author="Claude (AI) - proposed" w:date="2026-10-18T00:32:06Z">
               <w:r>
                 <w:rPr>
                   <w:rFonts w:ascii="Arial" w:cs="Arial" w:eastAsia="Arial" w:hAnsi="Arial"/>
@@ -2282,7 +2282,7 @@
               </w:rPr>
               <w:t xml:space="preserve">KICD KEY INQUIRY </w:t>
             </w:r>
-            <w:del w:id="9073" w:author="Claude (AI) - proposed" w:date="2026-10-15T08:04:21Z">
+            <w:del w:id="9073" w:author="Claude (AI) - proposed" w:date="2026-10-18T00:32:06Z">
               <w:r>
                 <w:rPr>
                   <w:rFonts w:ascii="Arial" w:cs="Arial" w:eastAsia="Arial" w:hAnsi="Arial"/>
@@ -2297,7 +2297,7 @@
                 <w:delText xml:space="preserve">QUESTIONS</w:delText>
               </w:r>
             </w:del>
-            <w:ins w:id="9074" w:author="Claude (AI) - proposed" w:date="2026-10-15T08:04:21Z">
+            <w:ins w:id="9074" w:author="Claude (AI) - proposed" w:date="2026-10-18T00:32:06Z">
               <w:r>
                 <w:rPr>
                   <w:rFonts w:ascii="Arial" w:cs="Arial" w:eastAsia="Arial" w:hAnsi="Arial"/>
@@ -2332,10 +2332,10 @@
               <w:spacing w:after="40" w:before="0"/>
               <w:jc w:val="left"/>
               <w:rPr>
-                <w:del w:id="9076" w:author="Claude (AI) - proposed" w:date="2026-10-15T08:04:21Z"/>
-              </w:rPr>
-            </w:pPr>
-            <w:del w:id="9075" w:author="Claude (AI) - proposed" w:date="2026-10-15T08:04:21Z">
+                <w:del w:id="9076" w:author="Claude (AI) - proposed" w:date="2026-10-18T00:32:06Z"/>
+              </w:rPr>
+            </w:pPr>
+            <w:del w:id="9075" w:author="Claude (AI) - proposed" w:date="2026-10-18T00:32:06Z">
               <w:r>
                 <w:rPr>
                   <w:rFonts w:ascii="Arial" w:cs="Arial" w:eastAsia="Arial" w:hAnsi="Arial"/>
@@ -2357,7 +2357,7 @@
               <w:spacing w:after="40" w:before="0"/>
               <w:jc w:val="left"/>
             </w:pPr>
-            <w:del w:id="9077" w:author="Claude (AI) - proposed" w:date="2026-10-15T08:04:21Z">
+            <w:del w:id="9077" w:author="Claude (AI) - proposed" w:date="2026-10-18T00:32:06Z">
               <w:r>
                 <w:rPr>
                   <w:rFonts w:ascii="Arial" w:cs="Arial" w:eastAsia="Arial" w:hAnsi="Arial"/>
@@ -2392,10 +2392,10 @@
               <w:spacing w:after="40" w:before="0"/>
               <w:jc w:val="left"/>
               <w:rPr>
-                <w:ins w:id="9079" w:author="Claude (AI) - proposed" w:date="2026-10-15T08:04:21Z"/>
-              </w:rPr>
-            </w:pPr>
-            <w:ins w:id="9078" w:author="Claude (AI) - proposed" w:date="2026-10-15T08:04:21Z">
+                <w:ins w:id="9079" w:author="Claude (AI) - proposed" w:date="2026-10-18T00:32:06Z"/>
+              </w:rPr>
+            </w:pPr>
+            <w:ins w:id="9078" w:author="Claude (AI) - proposed" w:date="2026-10-18T00:32:06Z">
               <w:r>
                 <w:rPr>
                   <w:rFonts w:ascii="Arial" w:cs="Arial" w:eastAsia="Arial" w:hAnsi="Arial"/>
@@ -2417,10 +2417,10 @@
               <w:spacing w:after="40" w:before="0"/>
               <w:jc w:val="left"/>
               <w:rPr>
-                <w:ins w:id="9081" w:author="Claude (AI) - proposed" w:date="2026-10-15T08:04:21Z"/>
-              </w:rPr>
-            </w:pPr>
-            <w:ins w:id="9080" w:author="Claude (AI) - proposed" w:date="2026-10-15T08:04:21Z">
+                <w:ins w:id="9081" w:author="Claude (AI) - proposed" w:date="2026-10-18T00:32:06Z"/>
+              </w:rPr>
+            </w:pPr>
+            <w:ins w:id="9080" w:author="Claude (AI) - proposed" w:date="2026-10-18T00:32:06Z">
               <w:r>
                 <w:rPr>
                   <w:rFonts w:ascii="Arial" w:cs="Arial" w:eastAsia="Arial" w:hAnsi="Arial"/>
@@ -2442,10 +2442,10 @@
               <w:spacing w:after="40" w:before="0"/>
               <w:jc w:val="left"/>
               <w:rPr>
-                <w:ins w:id="9083" w:author="Claude (AI) - proposed" w:date="2026-10-15T08:04:21Z"/>
-              </w:rPr>
-            </w:pPr>
-            <w:ins w:id="9082" w:author="Claude (AI) - proposed" w:date="2026-10-15T08:04:21Z">
+                <w:ins w:id="9083" w:author="Claude (AI) - proposed" w:date="2026-10-18T00:32:06Z"/>
+              </w:rPr>
+            </w:pPr>
+            <w:ins w:id="9082" w:author="Claude (AI) - proposed" w:date="2026-10-18T00:32:06Z">
               <w:r>
                 <w:rPr>
                   <w:rFonts w:ascii="Arial" w:cs="Arial" w:eastAsia="Arial" w:hAnsi="Arial"/>
@@ -2528,7 +2528,7 @@
               </w:rPr>
               <w:t xml:space="preserve">At a rural homestead in Kitui County, a family draws water from a deep well. When a woman lifts a full 20 kg bucket of water straight up by hand, it is exhausting and she can barely raise it. When the same bucket is </w:t>
             </w:r>
-            <w:del w:id="9084" w:author="Claude (AI) - proposed" w:date="2026-10-15T08:04:21Z">
+            <w:del w:id="9084" w:author="Claude (AI) - proposed" w:date="2026-10-18T00:32:06Z">
               <w:r>
                 <w:rPr>
                   <w:rFonts w:ascii="Arial" w:cs="Arial" w:eastAsia="Arial" w:hAnsi="Arial"/>
@@ -2543,7 +2543,7 @@
                 <w:delText xml:space="preserve">hooked onto a rope passing over a pulley fixed</w:delText>
               </w:r>
             </w:del>
-            <w:ins w:id="9085" w:author="Claude (AI) - proposed" w:date="2026-10-15T08:04:21Z">
+            <w:ins w:id="9085" w:author="Claude (AI) - proposed" w:date="2026-10-18T00:32:06Z">
               <w:r>
                 <w:rPr>
                   <w:rFonts w:ascii="Arial" w:cs="Arial" w:eastAsia="Arial" w:hAnsi="Arial"/>
@@ -2571,7 +2571,7 @@
               </w:rPr>
               <w:t xml:space="preserve"> above the well</w:t>
             </w:r>
-            <w:ins w:id="9086" w:author="Claude (AI) - proposed" w:date="2026-10-15T08:04:21Z">
+            <w:ins w:id="9086" w:author="Claude (AI) - proposed" w:date="2026-10-18T00:32:06Z">
               <w:r>
                 <w:rPr>
                   <w:rFonts w:ascii="Arial" w:cs="Arial" w:eastAsia="Arial" w:hAnsi="Arial"/>
@@ -2599,7 +2599,7 @@
               </w:rPr>
               <w:t xml:space="preserve">, she lifts it with</w:t>
             </w:r>
-            <w:del w:id="9087" w:author="Claude (AI) - proposed" w:date="2026-10-15T08:04:21Z">
+            <w:del w:id="9087" w:author="Claude (AI) - proposed" w:date="2026-10-18T00:32:06Z">
               <w:r>
                 <w:rPr>
                   <w:rFonts w:ascii="Arial" w:cs="Arial" w:eastAsia="Arial" w:hAnsi="Arial"/>
@@ -3145,7 +3145,7 @@
         </w:rPr>
         <w:t xml:space="preserve">© 2026 SeaVuria and ARES. This work is licensed under a </w:t>
       </w:r>
-      <w:hyperlink w:history="1" r:id="rIdsj9rfqbwsjljo0rtnipq8">
+      <w:hyperlink w:history="1" r:id="rIdiztez_fnfd5brwyj_pdil">
         <w:r>
           <w:rPr>
             <w:rFonts w:ascii="Arial" w:cs="Arial" w:eastAsia="Arial" w:hAnsi="Arial"/>
@@ -3165,7 +3165,7 @@
         </w:rPr>
         <w:t xml:space="preserve"> (</w:t>
       </w:r>
-      <w:hyperlink w:history="1" r:id="rIdxthbtmnp0i7jvoz_fenbe">
+      <w:hyperlink w:history="1" r:id="rIdhpgeoalkrrlchbgjsgm_g">
         <w:r>
           <w:rPr>
             <w:rFonts w:ascii="Arial" w:cs="Arial" w:eastAsia="Arial" w:hAnsi="Arial"/>
@@ -3185,7 +3185,7 @@
         </w:rPr>
         <w:t xml:space="preserve">). To view a copy of this license, visit </w:t>
       </w:r>
-      <w:hyperlink w:history="1" r:id="rId8bwnrweg-x5b_h749_2pv">
+      <w:hyperlink w:history="1" r:id="rIdck0j7p_rso1lz69mtpcmr">
         <w:r>
           <w:rPr>
             <w:rFonts w:ascii="Arial" w:cs="Arial" w:eastAsia="Arial" w:hAnsi="Arial"/>
@@ -4224,7 +4224,7 @@
             <w:pPr>
               <w:spacing w:after="20" w:before="0"/>
             </w:pPr>
-            <w:hyperlink w:history="1" r:id="rIdtpafs8wh2lhctb-watsqs">
+            <w:hyperlink w:history="1" r:id="rIdekrtjd2zbllyowklydgnt">
               <w:r>
                 <w:rPr>
                   <w:rFonts w:ascii="Arial" w:cs="Arial" w:eastAsia="Arial" w:hAnsi="Arial"/>
@@ -4257,7 +4257,7 @@
               <w:spacing w:after="10" w:before="0"/>
               <w:ind w:left="120"/>
             </w:pPr>
-            <w:hyperlink w:history="1" r:id="rIdd5nkuliw6xqdf8qtcfses">
+            <w:hyperlink w:history="1" r:id="rIdumai0e3gcwm50k6bfpf2w">
               <w:r>
                 <w:rPr>
                   <w:rFonts w:ascii="Arial" w:cs="Arial" w:eastAsia="Arial" w:hAnsi="Arial"/>
@@ -4302,7 +4302,7 @@
             <w:pPr>
               <w:spacing w:after="20" w:before="0"/>
             </w:pPr>
-            <w:hyperlink w:history="1" r:id="rIdsn1rxzerb7odzkn2sqm4y">
+            <w:hyperlink w:history="1" r:id="rId-sjdugkxsnc1gftlfxutj">
               <w:r>
                 <w:rPr>
                   <w:rFonts w:ascii="Arial" w:cs="Arial" w:eastAsia="Arial" w:hAnsi="Arial"/>
@@ -4335,7 +4335,7 @@
               <w:spacing w:after="10" w:before="0"/>
               <w:ind w:left="120"/>
             </w:pPr>
-            <w:hyperlink w:history="1" r:id="rIdwcqganempj7xtr829m4l_">
+            <w:hyperlink w:history="1" r:id="rIdk2m64jj58anvy5a0dceod">
               <w:r>
                 <w:rPr>
                   <w:rFonts w:ascii="Arial" w:cs="Arial" w:eastAsia="Arial" w:hAnsi="Arial"/>
@@ -4413,7 +4413,7 @@
               </w:rPr>
               <w:t xml:space="preserve">Tell the story slowly, showing a photo or drawing of a Kitui well and pulley. Ask: "Have you or your family ever drawn water from a well or borehole? What did it feel like?" Take 3 quick responses. Then say: "Before I teach anything, I want your best thinking. There are no wrong predictions today." Pose the prediction question and give 2 minutes of silent writing. Then WAIT TIME 10-15 seconds after asking: "Who thinks the bucket's energy changes as it goes up? Show me with a hand." Cold-call 4 learners (2 who predict it increases and 2 who predict it stays the same or decreases): "Naomi, what is your reason?" Do not correct. Record predictions in three columns on the board (Gains energy / Same / Loses energy) with tallies. Say: "Keep your prediction paper; we will check it at the end."</w:t>
             </w:r>
-            <w:ins w:id="9088" w:author="Claude (AI) - proposed" w:date="2026-10-15T08:04:21Z">
+            <w:ins w:id="9088" w:author="Claude (AI) - proposed" w:date="2026-10-18T00:32:06Z">
               <w:r>
                 <w:rPr>
                   <w:rFonts w:ascii="Arial" w:cs="Arial" w:eastAsia="Arial" w:hAnsi="Arial"/>
@@ -4550,7 +4550,7 @@
             <w:pPr>
               <w:spacing w:after="20" w:before="0"/>
             </w:pPr>
-            <w:hyperlink w:history="1" r:id="rIdevyxqnn1nhhlwmwnp1kff">
+            <w:hyperlink w:history="1" r:id="rIdqrvzdkxlghsipry5ofq0o">
               <w:r>
                 <w:rPr>
                   <w:rFonts w:ascii="Arial" w:cs="Arial" w:eastAsia="Arial" w:hAnsi="Arial"/>
@@ -4583,7 +4583,7 @@
               <w:spacing w:after="10" w:before="0"/>
               <w:ind w:left="120"/>
             </w:pPr>
-            <w:hyperlink w:history="1" r:id="rIdakr6otqf6hzfkyv47uzxr">
+            <w:hyperlink w:history="1" r:id="rIdg4rlcxv8bxi7bnbuecsgr">
               <w:r>
                 <w:rPr>
                   <w:rFonts w:ascii="Arial" w:cs="Arial" w:eastAsia="Arial" w:hAnsi="Arial"/>
@@ -4628,7 +4628,7 @@
             <w:pPr>
               <w:spacing w:after="20" w:before="0"/>
             </w:pPr>
-            <w:hyperlink w:history="1" r:id="rId1sxpxaky3gyhahyqes7cf">
+            <w:hyperlink w:history="1" r:id="rIdmmquxskycnriq8ud42kyw">
               <w:r>
                 <w:rPr>
                   <w:rFonts w:ascii="Arial" w:cs="Arial" w:eastAsia="Arial" w:hAnsi="Arial"/>
@@ -4661,7 +4661,7 @@
               <w:spacing w:after="10" w:before="0"/>
               <w:ind w:left="120"/>
             </w:pPr>
-            <w:hyperlink w:history="1" r:id="rIdmbseqpa20vcvuoaf2kijx">
+            <w:hyperlink w:history="1" r:id="rIdygysss6fx72sji_gfiotd">
               <w:r>
                 <w:rPr>
                   <w:rFonts w:ascii="Arial" w:cs="Arial" w:eastAsia="Arial" w:hAnsi="Arial"/>
@@ -4861,7 +4861,7 @@
             <w:pPr>
               <w:spacing w:after="20" w:before="0"/>
             </w:pPr>
-            <w:hyperlink w:history="1" r:id="rId3yncxsohvnzljxaf9dujv">
+            <w:hyperlink w:history="1" r:id="rIdpbwgeyl63ehctr1hm9sza">
               <w:r>
                 <w:rPr>
                   <w:rFonts w:ascii="Arial" w:cs="Arial" w:eastAsia="Arial" w:hAnsi="Arial"/>
@@ -4894,7 +4894,7 @@
               <w:spacing w:after="10" w:before="0"/>
               <w:ind w:left="120"/>
             </w:pPr>
-            <w:hyperlink w:history="1" r:id="rIdziv38vyjewjcf25ry_ryr">
+            <w:hyperlink w:history="1" r:id="rIdzmducmmwixgand6zmzlvv">
               <w:r>
                 <w:rPr>
                   <w:rFonts w:ascii="Arial" w:cs="Arial" w:eastAsia="Arial" w:hAnsi="Arial"/>
@@ -4939,7 +4939,7 @@
             <w:pPr>
               <w:spacing w:after="20" w:before="0"/>
             </w:pPr>
-            <w:hyperlink w:history="1" r:id="rIdv8uk1vcyforc7a39afb8n">
+            <w:hyperlink w:history="1" r:id="rId5fjcubwax0bezklb3292h">
               <w:r>
                 <w:rPr>
                   <w:rFonts w:ascii="Arial" w:cs="Arial" w:eastAsia="Arial" w:hAnsi="Arial"/>
@@ -4988,7 +4988,7 @@
               <w:spacing w:after="10" w:before="0"/>
               <w:ind w:left="120"/>
             </w:pPr>
-            <w:hyperlink w:history="1" r:id="rIdkljn7sntkfz3_ji-lkb6l">
+            <w:hyperlink w:history="1" r:id="rId1f0uoqxytkujj-tu-pfoq">
               <w:r>
                 <w:rPr>
                   <w:rFonts w:ascii="Arial" w:cs="Arial" w:eastAsia="Arial" w:hAnsi="Arial"/>
@@ -5188,7 +5188,7 @@
             <w:pPr>
               <w:spacing w:after="20" w:before="0"/>
             </w:pPr>
-            <w:hyperlink w:history="1" r:id="rIdkneqyyaicg25ahg2qfb9m">
+            <w:hyperlink w:history="1" r:id="rIdg17vaebwsnkhdwrzkafyx">
               <w:r>
                 <w:rPr>
                   <w:rFonts w:ascii="Arial" w:cs="Arial" w:eastAsia="Arial" w:hAnsi="Arial"/>
@@ -5221,7 +5221,7 @@
               <w:spacing w:after="10" w:before="0"/>
               <w:ind w:left="120"/>
             </w:pPr>
-            <w:hyperlink w:history="1" r:id="rIday91tap5hxzrngrj9rjk7">
+            <w:hyperlink w:history="1" r:id="rIdcgallp6dudz4msvahhycp">
               <w:r>
                 <w:rPr>
                   <w:rFonts w:ascii="Arial" w:cs="Arial" w:eastAsia="Arial" w:hAnsi="Arial"/>
@@ -5266,7 +5266,7 @@
             <w:pPr>
               <w:spacing w:after="20" w:before="0"/>
             </w:pPr>
-            <w:hyperlink w:history="1" r:id="rIdrgutt-0aat6-zopdvchvp">
+            <w:hyperlink w:history="1" r:id="rIdlnappdpsdbodhqh-jlzil">
               <w:r>
                 <w:rPr>
                   <w:rFonts w:ascii="Arial" w:cs="Arial" w:eastAsia="Arial" w:hAnsi="Arial"/>
@@ -5315,7 +5315,7 @@
               <w:spacing w:after="10" w:before="0"/>
               <w:ind w:left="120"/>
             </w:pPr>
-            <w:hyperlink w:history="1" r:id="rIdd5ngz5et_3rjtdfyrjobg">
+            <w:hyperlink w:history="1" r:id="rIdb3zdirq6mjilcfqqoczpd">
               <w:r>
                 <w:rPr>
                   <w:rFonts w:ascii="Arial" w:cs="Arial" w:eastAsia="Arial" w:hAnsi="Arial"/>
@@ -5360,7 +5360,7 @@
               </w:rPr>
               <w:t xml:space="preserve">(7 min) Learners individually write 2 questions on sticky notes or paper strips about the Kitui bucket story, such as 'Why does the pulley make it easier?', 'Where does the energy to lift the bucket come from?', or 'Is any energy lost?'. In groups they sort the questions into categories (energy, force and effort, machines, losses) and place them on the class DQB around the central Driving Question: 'How do pulleys reduce the effort needed to lift water, and how does energy transfer in the process?' Each group reads out one question and explains why it matters. Learners also add </w:t>
             </w:r>
-            <w:del w:id="9089" w:author="Claude (AI) - proposed" w:date="2026-10-15T08:04:21Z">
+            <w:del w:id="9089" w:author="Claude (AI) - proposed" w:date="2026-10-18T00:32:06Z">
               <w:r>
                 <w:rPr>
                   <w:rFonts w:ascii="Arial" w:cs="Arial" w:eastAsia="Arial" w:hAnsi="Arial"/>
@@ -5375,7 +5375,7 @@
                 <w:delText xml:space="preserve">two KICD inquiry questions:</w:delText>
               </w:r>
             </w:del>
-            <w:ins w:id="9090" w:author="Claude (AI) - proposed" w:date="2026-10-15T08:04:21Z">
+            <w:ins w:id="9090" w:author="Claude (AI) - proposed" w:date="2026-10-18T00:32:06Z">
               <w:r>
                 <w:rPr>
                   <w:rFonts w:ascii="Arial" w:cs="Arial" w:eastAsia="Arial" w:hAnsi="Arial"/>
@@ -5403,7 +5403,7 @@
               </w:rPr>
               <w:t xml:space="preserve"> 'How do we use energy in our day-to-day life?'</w:t>
             </w:r>
-            <w:del w:id="9091" w:author="Claude (AI) - proposed" w:date="2026-10-15T08:04:21Z">
+            <w:del w:id="9091" w:author="Claude (AI) - proposed" w:date="2026-10-18T00:32:06Z">
               <w:r>
                 <w:rPr>
                   <w:rFonts w:ascii="Arial" w:cs="Arial" w:eastAsia="Arial" w:hAnsi="Arial"/>
@@ -5573,7 +5573,7 @@
             <w:pPr>
               <w:spacing w:after="20" w:before="0"/>
             </w:pPr>
-            <w:hyperlink w:history="1" r:id="rIdozzoi-ynk2hvxtr3l9kqg">
+            <w:hyperlink w:history="1" r:id="rIdrlrkcmw-icwswxf3mmjfr">
               <w:r>
                 <w:rPr>
                   <w:rFonts w:ascii="Arial" w:cs="Arial" w:eastAsia="Arial" w:hAnsi="Arial"/>
@@ -5606,7 +5606,7 @@
               <w:spacing w:after="10" w:before="0"/>
               <w:ind w:left="120"/>
             </w:pPr>
-            <w:hyperlink w:history="1" r:id="rIdhp0kb7yuqnytejkstpxtz">
+            <w:hyperlink w:history="1" r:id="rIdqshvsllugdlm_yldbb9qd">
               <w:r>
                 <w:rPr>
                   <w:rFonts w:ascii="Arial" w:cs="Arial" w:eastAsia="Arial" w:hAnsi="Arial"/>
@@ -5651,7 +5651,7 @@
             <w:pPr>
               <w:spacing w:after="20" w:before="0"/>
             </w:pPr>
-            <w:hyperlink w:history="1" r:id="rIdmww3rkdomh2inzhja8lnw">
+            <w:hyperlink w:history="1" r:id="rId97qghlwtdfaa4espnn_he">
               <w:r>
                 <w:rPr>
                   <w:rFonts w:ascii="Arial" w:cs="Arial" w:eastAsia="Arial" w:hAnsi="Arial"/>
@@ -5700,7 +5700,7 @@
               <w:spacing w:after="10" w:before="0"/>
               <w:ind w:left="120"/>
             </w:pPr>
-            <w:hyperlink w:history="1" r:id="rIdoirjbnnsqytyqu4sfcb_j">
+            <w:hyperlink w:history="1" r:id="rIdxgqi-xwczhte9qfymf1od">
               <w:r>
                 <w:rPr>
                   <w:rFonts w:ascii="Arial" w:cs="Arial" w:eastAsia="Arial" w:hAnsi="Arial"/>
@@ -6225,7 +6225,7 @@
         </w:rPr>
         <w:t xml:space="preserve">© 2026 SeaVuria and ARES. Aligned with KICD objectives. Developed by SeaVuria; technical implementation by ARES (with AI assistance from Claude). Licensed under </w:t>
       </w:r>
-      <w:hyperlink w:history="1" r:id="rIdidk_fqvpycfby4gxtk7k6">
+      <w:hyperlink w:history="1" r:id="rIde6vbwbuaeeb_r3krldjiy">
         <w:r>
           <w:rPr>
             <w:rFonts w:ascii="Arial" w:cs="Arial" w:eastAsia="Arial" w:hAnsi="Arial"/>
@@ -6246,7 +6246,7 @@
         </w:rPr>
         <w:t xml:space="preserve"> (</w:t>
       </w:r>
-      <w:hyperlink w:history="1" r:id="rIdnhhd2gk7nphl1yhm3ma7e">
+      <w:hyperlink w:history="1" r:id="rIdmq3k4x5buaktg0mdvrtkh">
         <w:r>
           <w:rPr>
             <w:rFonts w:ascii="Arial" w:cs="Arial" w:eastAsia="Arial" w:hAnsi="Arial"/>
@@ -7286,7 +7286,7 @@
             <w:pPr>
               <w:spacing w:after="20" w:before="0"/>
             </w:pPr>
-            <w:hyperlink w:history="1" r:id="rIdlomxilqemwvo3pbtgqrjp">
+            <w:hyperlink w:history="1" r:id="rIdd1hhu9sqdvqgy08q5hy4l">
               <w:r>
                 <w:rPr>
                   <w:rFonts w:ascii="Arial" w:cs="Arial" w:eastAsia="Arial" w:hAnsi="Arial"/>
@@ -7319,7 +7319,7 @@
               <w:spacing w:after="10" w:before="0"/>
               <w:ind w:left="120"/>
             </w:pPr>
-            <w:hyperlink w:history="1" r:id="rIdlbxnke6m3fzcfnvhreeus">
+            <w:hyperlink w:history="1" r:id="rId2bon-fhq2c_0n6jv9kibp">
               <w:r>
                 <w:rPr>
                   <w:rFonts w:ascii="Arial" w:cs="Arial" w:eastAsia="Arial" w:hAnsi="Arial"/>
@@ -7364,7 +7364,7 @@
             <w:pPr>
               <w:spacing w:after="20" w:before="0"/>
             </w:pPr>
-            <w:hyperlink w:history="1" r:id="rId4dq6jpx4szx9ezcd1mzgl">
+            <w:hyperlink w:history="1" r:id="rId78p6gqngzm-1qjkwcrv48">
               <w:r>
                 <w:rPr>
                   <w:rFonts w:ascii="Arial" w:cs="Arial" w:eastAsia="Arial" w:hAnsi="Arial"/>
@@ -7397,7 +7397,7 @@
               <w:spacing w:after="10" w:before="0"/>
               <w:ind w:left="120"/>
             </w:pPr>
-            <w:hyperlink w:history="1" r:id="rIdpogpstvvsfgrdaepyvyka">
+            <w:hyperlink w:history="1" r:id="rIdvnxlepotzzzsuxl21rrxq">
               <w:r>
                 <w:rPr>
                   <w:rFonts w:ascii="Arial" w:cs="Arial" w:eastAsia="Arial" w:hAnsi="Arial"/>
@@ -7597,7 +7597,7 @@
             <w:pPr>
               <w:spacing w:after="20" w:before="0"/>
             </w:pPr>
-            <w:hyperlink w:history="1" r:id="rIdfmk3koefkwyemzedbpddz">
+            <w:hyperlink w:history="1" r:id="rId8yeehcanwu-ack58vf1sv">
               <w:r>
                 <w:rPr>
                   <w:rFonts w:ascii="Arial" w:cs="Arial" w:eastAsia="Arial" w:hAnsi="Arial"/>
@@ -7630,7 +7630,7 @@
               <w:spacing w:after="10" w:before="0"/>
               <w:ind w:left="120"/>
             </w:pPr>
-            <w:hyperlink w:history="1" r:id="rIdcewcoldkmzam6dym2fx0f">
+            <w:hyperlink w:history="1" r:id="rIdaeb4k0_h_jzr-_xcwdck4">
               <w:r>
                 <w:rPr>
                   <w:rFonts w:ascii="Arial" w:cs="Arial" w:eastAsia="Arial" w:hAnsi="Arial"/>
@@ -7675,7 +7675,7 @@
             <w:pPr>
               <w:spacing w:after="20" w:before="0"/>
             </w:pPr>
-            <w:hyperlink w:history="1" r:id="rIdby_cgzhup4gbeohi4csxm">
+            <w:hyperlink w:history="1" r:id="rId-6lfgaakfd5xo0fufqd5e">
               <w:r>
                 <w:rPr>
                   <w:rFonts w:ascii="Arial" w:cs="Arial" w:eastAsia="Arial" w:hAnsi="Arial"/>
@@ -7708,7 +7708,7 @@
               <w:spacing w:after="10" w:before="0"/>
               <w:ind w:left="120"/>
             </w:pPr>
-            <w:hyperlink w:history="1" r:id="rIdfpyy-16uqub4_x2tt-ktz">
+            <w:hyperlink w:history="1" r:id="rIdnkz8c_atqnqx0y-zwqwhl">
               <w:r>
                 <w:rPr>
                   <w:rFonts w:ascii="Arial" w:cs="Arial" w:eastAsia="Arial" w:hAnsi="Arial"/>
@@ -7908,7 +7908,7 @@
             <w:pPr>
               <w:spacing w:after="20" w:before="0"/>
             </w:pPr>
-            <w:hyperlink w:history="1" r:id="rIdraeduvdo6d7syslbsslxa">
+            <w:hyperlink w:history="1" r:id="rIdcgfv2ghup7uvacflzmw8u">
               <w:r>
                 <w:rPr>
                   <w:rFonts w:ascii="Arial" w:cs="Arial" w:eastAsia="Arial" w:hAnsi="Arial"/>
@@ -7957,7 +7957,7 @@
               <w:spacing w:after="10" w:before="0"/>
               <w:ind w:left="120"/>
             </w:pPr>
-            <w:hyperlink w:history="1" r:id="rIdxdy781dqytfrxr9nufc5u">
+            <w:hyperlink w:history="1" r:id="rIdtd4hqouea8py-viz_x9wq">
               <w:r>
                 <w:rPr>
                   <w:rFonts w:ascii="Arial" w:cs="Arial" w:eastAsia="Arial" w:hAnsi="Arial"/>
@@ -8002,7 +8002,7 @@
             <w:pPr>
               <w:spacing w:after="20" w:before="0"/>
             </w:pPr>
-            <w:hyperlink w:history="1" r:id="rId4m1syljosrdjkzkjd5xqw">
+            <w:hyperlink w:history="1" r:id="rIdqrmsoz7tonyvga24k7xuk">
               <w:r>
                 <w:rPr>
                   <w:rFonts w:ascii="Arial" w:cs="Arial" w:eastAsia="Arial" w:hAnsi="Arial"/>
@@ -8051,7 +8051,7 @@
               <w:spacing w:after="10" w:before="0"/>
               <w:ind w:left="120"/>
             </w:pPr>
-            <w:hyperlink w:history="1" r:id="rId0xpiyqcowlrk341zfw3py">
+            <w:hyperlink w:history="1" r:id="rIdqgko2ifp-usnnm51qxk3n">
               <w:r>
                 <w:rPr>
                   <w:rFonts w:ascii="Arial" w:cs="Arial" w:eastAsia="Arial" w:hAnsi="Arial"/>
@@ -8251,7 +8251,7 @@
             <w:pPr>
               <w:spacing w:after="20" w:before="0"/>
             </w:pPr>
-            <w:hyperlink w:history="1" r:id="rIdc0icvz-lwkgcccxjw03ft">
+            <w:hyperlink w:history="1" r:id="rIdjwooxqyndut9jhoc7d-ex">
               <w:r>
                 <w:rPr>
                   <w:rFonts w:ascii="Arial" w:cs="Arial" w:eastAsia="Arial" w:hAnsi="Arial"/>
@@ -8300,7 +8300,7 @@
               <w:spacing w:after="10" w:before="0"/>
               <w:ind w:left="120"/>
             </w:pPr>
-            <w:hyperlink w:history="1" r:id="rIdhpxprhkyqjcnz2ebktmzt">
+            <w:hyperlink w:history="1" r:id="rIdki9wle9r2b1fsgvllzem5">
               <w:r>
                 <w:rPr>
                   <w:rFonts w:ascii="Arial" w:cs="Arial" w:eastAsia="Arial" w:hAnsi="Arial"/>
@@ -8345,7 +8345,7 @@
             <w:pPr>
               <w:spacing w:after="20" w:before="0"/>
             </w:pPr>
-            <w:hyperlink w:history="1" r:id="rIdqtzd0da6h1a1he6afayul">
+            <w:hyperlink w:history="1" r:id="rIduopr-m1x21k29ekrfhl9w">
               <w:r>
                 <w:rPr>
                   <w:rFonts w:ascii="Arial" w:cs="Arial" w:eastAsia="Arial" w:hAnsi="Arial"/>
@@ -8394,7 +8394,7 @@
               <w:spacing w:after="10" w:before="0"/>
               <w:ind w:left="120"/>
             </w:pPr>
-            <w:hyperlink w:history="1" r:id="rIdzficqrn_scoi9r1djlan9">
+            <w:hyperlink w:history="1" r:id="rIdujjq_meiidnue6bu4phqy">
               <w:r>
                 <w:rPr>
                   <w:rFonts w:ascii="Arial" w:cs="Arial" w:eastAsia="Arial" w:hAnsi="Arial"/>
@@ -8594,7 +8594,7 @@
             <w:pPr>
               <w:spacing w:after="20" w:before="0"/>
             </w:pPr>
-            <w:hyperlink w:history="1" r:id="rIdz-pwsxgnflrcqohlc7_aq">
+            <w:hyperlink w:history="1" r:id="rIdzyim5rcgw9fd2btze6fir">
               <w:r>
                 <w:rPr>
                   <w:rFonts w:ascii="Arial" w:cs="Arial" w:eastAsia="Arial" w:hAnsi="Arial"/>
@@ -8643,7 +8643,7 @@
               <w:spacing w:after="10" w:before="0"/>
               <w:ind w:left="120"/>
             </w:pPr>
-            <w:hyperlink w:history="1" r:id="rIdaklnkstr2skmvu0ahylh_">
+            <w:hyperlink w:history="1" r:id="rIdqazbrm-ltixvg2fjl9d_i">
               <w:r>
                 <w:rPr>
                   <w:rFonts w:ascii="Arial" w:cs="Arial" w:eastAsia="Arial" w:hAnsi="Arial"/>
@@ -8688,7 +8688,7 @@
             <w:pPr>
               <w:spacing w:after="20" w:before="0"/>
             </w:pPr>
-            <w:hyperlink w:history="1" r:id="rIde45-hocsmqgja-fatziqv">
+            <w:hyperlink w:history="1" r:id="rId6umm69e-5kfaz1uux1jel">
               <w:r>
                 <w:rPr>
                   <w:rFonts w:ascii="Arial" w:cs="Arial" w:eastAsia="Arial" w:hAnsi="Arial"/>
@@ -8737,7 +8737,7 @@
               <w:spacing w:after="10" w:before="0"/>
               <w:ind w:left="120"/>
             </w:pPr>
-            <w:hyperlink w:history="1" r:id="rIdaptmvyvy6ydlbcmxfwwoy">
+            <w:hyperlink w:history="1" r:id="rIduzrscoef0fc3fprssxuts">
               <w:r>
                 <w:rPr>
                   <w:rFonts w:ascii="Arial" w:cs="Arial" w:eastAsia="Arial" w:hAnsi="Arial"/>
@@ -9262,7 +9262,7 @@
         </w:rPr>
         <w:t xml:space="preserve">© 2026 SeaVuria and ARES. Aligned with KICD objectives. Developed by SeaVuria; technical implementation by ARES (with AI assistance from Claude). Licensed under </w:t>
       </w:r>
-      <w:hyperlink w:history="1" r:id="rIdpghzqd7nqbur9fwwhjssi">
+      <w:hyperlink w:history="1" r:id="rId1vzhljl3mjwsjaqekx5ut">
         <w:r>
           <w:rPr>
             <w:rFonts w:ascii="Arial" w:cs="Arial" w:eastAsia="Arial" w:hAnsi="Arial"/>
@@ -9283,7 +9283,7 @@
         </w:rPr>
         <w:t xml:space="preserve"> (</w:t>
       </w:r>
-      <w:hyperlink w:history="1" r:id="rIdgil1mdle9-_ulcmrqncw8">
+      <w:hyperlink w:history="1" r:id="rIdcegzaoxmv-uycmnhi22cv">
         <w:r>
           <w:rPr>
             <w:rFonts w:ascii="Arial" w:cs="Arial" w:eastAsia="Arial" w:hAnsi="Arial"/>
@@ -10035,7 +10035,7 @@
               </w:rPr>
               <w:t xml:space="preserve">Learners start by predicting what happens to the total energy of a swinging pendulum, and of the bucket released from the top of the Kitui well, as PE turns into KE. In the Observe phase, groups use PhET Pendulum Lab and Mr Otieno's string-and-stone pendulum demonstration to collect data, then complete the free-fall table for the 20 kg bucket released from 8 m and add KE + PE at each height. In the Explain phase, learners use their data to state the conservation of energy principle for ideal systems and link it to the pulley system: the energy a person puts in has to go somewhere. They add new questions to the DQB and revise their model with a total-energy bar for the bucket (1600 J at every height) and a note that the energy Mama Kavata and Mwende use comes from the chemical energy in food such as ugali and githeri.</w:t>
             </w:r>
-            <w:ins w:id="9092" w:author="Claude (AI) - proposed" w:date="2026-10-15T08:04:21Z">
+            <w:ins w:id="9092" w:author="Claude (AI) - proposed" w:date="2026-10-18T00:32:06Z">
               <w:r>
                 <w:rPr>
                   <w:rFonts w:ascii="Arial" w:cs="Arial" w:eastAsia="Arial" w:hAnsi="Arial"/>
@@ -10338,7 +10338,7 @@
             <w:pPr>
               <w:spacing w:after="20" w:before="0"/>
             </w:pPr>
-            <w:hyperlink w:history="1" r:id="rIdbycvnqrcqznfvohvl_g0x">
+            <w:hyperlink w:history="1" r:id="rId2mmndbuse_hcizkkwlmdf">
               <w:r>
                 <w:rPr>
                   <w:rFonts w:ascii="Arial" w:cs="Arial" w:eastAsia="Arial" w:hAnsi="Arial"/>
@@ -10371,7 +10371,7 @@
               <w:spacing w:after="10" w:before="0"/>
               <w:ind w:left="120"/>
             </w:pPr>
-            <w:hyperlink w:history="1" r:id="rIdb3qhskysbbdwuuy30q84s">
+            <w:hyperlink w:history="1" r:id="rIdk9uw6q6yny4px_lqnckdf">
               <w:r>
                 <w:rPr>
                   <w:rFonts w:ascii="Arial" w:cs="Arial" w:eastAsia="Arial" w:hAnsi="Arial"/>
@@ -10416,7 +10416,7 @@
             <w:pPr>
               <w:spacing w:after="20" w:before="0"/>
             </w:pPr>
-            <w:hyperlink w:history="1" r:id="rIdeehazthws_6yl0okq_9g_">
+            <w:hyperlink w:history="1" r:id="rIdjdwplbeusahhhwdx9n1hw">
               <w:r>
                 <w:rPr>
                   <w:rFonts w:ascii="Arial" w:cs="Arial" w:eastAsia="Arial" w:hAnsi="Arial"/>
@@ -10449,7 +10449,7 @@
               <w:spacing w:after="10" w:before="0"/>
               <w:ind w:left="120"/>
             </w:pPr>
-            <w:hyperlink w:history="1" r:id="rIdjlryaqhhrbze7ho9gaz4z">
+            <w:hyperlink w:history="1" r:id="rIdjfrkgxyyczzbcf4dai5a4">
               <w:r>
                 <w:rPr>
                   <w:rFonts w:ascii="Arial" w:cs="Arial" w:eastAsia="Arial" w:hAnsi="Arial"/>
@@ -10649,7 +10649,7 @@
             <w:pPr>
               <w:spacing w:after="20" w:before="0"/>
             </w:pPr>
-            <w:hyperlink w:history="1" r:id="rIdg6_ova9-6sa_2l4ghmqvr">
+            <w:hyperlink w:history="1" r:id="rIdefztevjvwpgscrvv582sn">
               <w:r>
                 <w:rPr>
                   <w:rFonts w:ascii="Arial" w:cs="Arial" w:eastAsia="Arial" w:hAnsi="Arial"/>
@@ -10682,7 +10682,7 @@
               <w:spacing w:after="10" w:before="0"/>
               <w:ind w:left="120"/>
             </w:pPr>
-            <w:hyperlink w:history="1" r:id="rId8ejtliqipgl5msjqwoefw">
+            <w:hyperlink w:history="1" r:id="rId3o15di4dbvinbyibtfrn7">
               <w:r>
                 <w:rPr>
                   <w:rFonts w:ascii="Arial" w:cs="Arial" w:eastAsia="Arial" w:hAnsi="Arial"/>
@@ -10727,7 +10727,7 @@
             <w:pPr>
               <w:spacing w:after="20" w:before="0"/>
             </w:pPr>
-            <w:hyperlink w:history="1" r:id="rIdqgdbw3i2uyfjls0pkb_8i">
+            <w:hyperlink w:history="1" r:id="rId7a_znc9lz8u0oetpbejmj">
               <w:r>
                 <w:rPr>
                   <w:rFonts w:ascii="Arial" w:cs="Arial" w:eastAsia="Arial" w:hAnsi="Arial"/>
@@ -10760,7 +10760,7 @@
               <w:spacing w:after="10" w:before="0"/>
               <w:ind w:left="120"/>
             </w:pPr>
-            <w:hyperlink w:history="1" r:id="rIdgmwbr_ttb-psebjt7fmhi">
+            <w:hyperlink w:history="1" r:id="rIdc7_tkuqegjptbbd15tqoe">
               <w:r>
                 <w:rPr>
                   <w:rFonts w:ascii="Arial" w:cs="Arial" w:eastAsia="Arial" w:hAnsi="Arial"/>
@@ -10805,7 +10805,7 @@
               </w:rPr>
               <w:t xml:space="preserve">Part A (PhET Pendulum Lab, about </w:t>
             </w:r>
-            <w:del w:id="9093" w:author="Claude (AI) - proposed" w:date="2026-10-15T08:04:21Z">
+            <w:del w:id="9093" w:author="Claude (AI) - proposed" w:date="2026-10-18T00:32:06Z">
               <w:r>
                 <w:rPr>
                   <w:rFonts w:ascii="Arial" w:cs="Arial" w:eastAsia="Arial" w:hAnsi="Arial"/>
@@ -10820,7 +10820,7 @@
                 <w:delText xml:space="preserve">20</w:delText>
               </w:r>
             </w:del>
-            <w:ins w:id="9094" w:author="Claude (AI) - proposed" w:date="2026-10-15T08:04:21Z">
+            <w:ins w:id="9094" w:author="Claude (AI) - proposed" w:date="2026-10-18T00:32:06Z">
               <w:r>
                 <w:rPr>
                   <w:rFonts w:ascii="Arial" w:cs="Arial" w:eastAsia="Arial" w:hAnsi="Arial"/>
@@ -10848,7 +10848,7 @@
               </w:rPr>
               <w:t xml:space="preserve"> minutes): In pairs on a shared device, learners open the Energy graph (bar chart) view. They set the mass to 0.5 kg</w:t>
             </w:r>
-            <w:del w:id="9095" w:author="Claude (AI) - proposed" w:date="2026-10-15T08:04:21Z">
+            <w:del w:id="9095" w:author="Claude (AI) - proposed" w:date="2026-10-18T00:32:06Z">
               <w:r>
                 <w:rPr>
                   <w:rFonts w:ascii="Arial" w:cs="Arial" w:eastAsia="Arial" w:hAnsi="Arial"/>
@@ -10863,7 +10863,7 @@
                 <w:delText xml:space="preserve"> and the starting height equivalent to</w:delText>
               </w:r>
             </w:del>
-            <w:ins w:id="9096" w:author="Claude (AI) - proposed" w:date="2026-10-15T08:04:21Z">
+            <w:ins w:id="9096" w:author="Claude (AI) - proposed" w:date="2026-10-18T00:32:06Z">
               <w:r>
                 <w:rPr>
                   <w:rFonts w:ascii="Arial" w:cs="Arial" w:eastAsia="Arial" w:hAnsi="Arial"/>
@@ -10891,7 +10891,7 @@
               </w:rPr>
               <w:t xml:space="preserve"> 0.2 m</w:t>
             </w:r>
-            <w:ins w:id="9097" w:author="Claude (AI) - proposed" w:date="2026-10-15T08:04:21Z">
+            <w:ins w:id="9097" w:author="Claude (AI) - proposed" w:date="2026-10-18T00:32:06Z">
               <w:r>
                 <w:rPr>
                   <w:rFonts w:ascii="Arial" w:cs="Arial" w:eastAsia="Arial" w:hAnsi="Arial"/>
@@ -10919,7 +10919,7 @@
               </w:rPr>
               <w:t xml:space="preserve">, release the bob, and watch the PE, KE and total energy bars with friction set to NONE</w:t>
             </w:r>
-            <w:ins w:id="9098" w:author="Claude (AI) - proposed" w:date="2026-10-15T08:04:21Z">
+            <w:ins w:id="9098" w:author="Claude (AI) - proposed" w:date="2026-10-18T00:32:06Z">
               <w:r>
                 <w:rPr>
                   <w:rFonts w:ascii="Arial" w:cs="Arial" w:eastAsia="Arial" w:hAnsi="Arial"/>
@@ -10947,7 +10947,7 @@
               </w:rPr>
               <w:t xml:space="preserve">. They pause at 4 positions (top, halfway down, bottom, halfway up) and record PE, KE and total in a table. Total should read about 1 J every time. They then change the mass (e.g. 1.0 kg) and the starting height and repeat once, noting the total changes only when the starting height or mass changes, not during the swing. Then they turn friction ON and describe what happens to the total bar over time (the swing slowly dies down; note this for Lesson 4). Part B (teacher demonstration and calculation, about </w:t>
             </w:r>
-            <w:del w:id="9099" w:author="Claude (AI) - proposed" w:date="2026-10-15T08:04:21Z">
+            <w:del w:id="9099" w:author="Claude (AI) - proposed" w:date="2026-10-18T00:32:06Z">
               <w:r>
                 <w:rPr>
                   <w:rFonts w:ascii="Arial" w:cs="Arial" w:eastAsia="Arial" w:hAnsi="Arial"/>
@@ -10962,7 +10962,7 @@
                 <w:delText xml:space="preserve">25</w:delText>
               </w:r>
             </w:del>
-            <w:ins w:id="9100" w:author="Claude (AI) - proposed" w:date="2026-10-15T08:04:21Z">
+            <w:ins w:id="9100" w:author="Claude (AI) - proposed" w:date="2026-10-18T00:32:06Z">
               <w:r>
                 <w:rPr>
                   <w:rFonts w:ascii="Arial" w:cs="Arial" w:eastAsia="Arial" w:hAnsi="Arial"/>
@@ -11023,7 +11023,7 @@
               </w:rPr>
               <w:t xml:space="preserve">Before Part A say: 'Your job is to collect evidence about the total energy. Watch the TOTAL bar, not only PE and KE.' Distribute roles: operator, recorder, checker, reporter (rotate them). Circulate and ask each group: 'What is the total at the top? At the bottom? What do you notice?' WAIT TIME 10-15 seconds after each question. If a group </w:t>
             </w:r>
-            <w:del w:id="9101" w:author="Claude (AI) - proposed" w:date="2026-10-15T08:04:21Z">
+            <w:del w:id="9101" w:author="Claude (AI) - proposed" w:date="2026-10-18T00:32:06Z">
               <w:r>
                 <w:rPr>
                   <w:rFonts w:ascii="Arial" w:cs="Arial" w:eastAsia="Arial" w:hAnsi="Arial"/>
@@ -11038,7 +11038,7 @@
                 <w:delText xml:space="preserve">sees 1.0 J but reads</w:delText>
               </w:r>
             </w:del>
-            <w:ins w:id="9102" w:author="Claude (AI) - proposed" w:date="2026-10-15T08:04:21Z">
+            <w:ins w:id="9102" w:author="Claude (AI) - proposed" w:date="2026-10-18T00:32:06Z">
               <w:r>
                 <w:rPr>
                   <w:rFonts w:ascii="Arial" w:cs="Arial" w:eastAsia="Arial" w:hAnsi="Arial"/>
@@ -11066,7 +11066,7 @@
               </w:rPr>
               <w:t xml:space="preserve"> 0.98 J </w:t>
             </w:r>
-            <w:del w:id="9103" w:author="Claude (AI) - proposed" w:date="2026-10-15T08:04:21Z">
+            <w:del w:id="9103" w:author="Claude (AI) - proposed" w:date="2026-10-18T00:32:06Z">
               <w:r>
                 <w:rPr>
                   <w:rFonts w:ascii="Arial" w:cs="Arial" w:eastAsia="Arial" w:hAnsi="Arial"/>
@@ -11081,7 +11081,7 @@
                 <w:delText xml:space="preserve">because of rounding</w:delText>
               </w:r>
             </w:del>
-            <w:ins w:id="9104" w:author="Claude (AI) - proposed" w:date="2026-10-15T08:04:21Z">
+            <w:ins w:id="9104" w:author="Claude (AI) - proposed" w:date="2026-10-18T00:32:06Z">
               <w:r>
                 <w:rPr>
                   <w:rFonts w:ascii="Arial" w:cs="Arial" w:eastAsia="Arial" w:hAnsi="Arial"/>
@@ -11109,7 +11109,7 @@
               </w:rPr>
               <w:t xml:space="preserve">, say: 'Why might the numbers differ slightly? Is that a real change or a reading issue?'</w:t>
             </w:r>
-            <w:ins w:id="9105" w:author="Claude (AI) - proposed" w:date="2026-10-15T08:04:21Z">
+            <w:ins w:id="9105" w:author="Claude (AI) - proposed" w:date="2026-10-18T00:32:06Z">
               <w:r>
                 <w:rPr>
                   <w:rFonts w:ascii="Arial" w:cs="Arial" w:eastAsia="Arial" w:hAnsi="Arial"/>
@@ -11259,7 +11259,7 @@
             <w:pPr>
               <w:spacing w:after="20" w:before="0"/>
             </w:pPr>
-            <w:hyperlink w:history="1" r:id="rId404f3zfant1vsgf0l1tzz">
+            <w:hyperlink w:history="1" r:id="rId7gdm6hyi8etmkwbq4mmvn">
               <w:r>
                 <w:rPr>
                   <w:rFonts w:ascii="Arial" w:cs="Arial" w:eastAsia="Arial" w:hAnsi="Arial"/>
@@ -11308,7 +11308,7 @@
               <w:spacing w:after="10" w:before="0"/>
               <w:ind w:left="120"/>
             </w:pPr>
-            <w:hyperlink w:history="1" r:id="rIdcb30wf9ptt8dcqxu0vl6s">
+            <w:hyperlink w:history="1" r:id="rIdko2svstkoxpy2hsfyur5p">
               <w:r>
                 <w:rPr>
                   <w:rFonts w:ascii="Arial" w:cs="Arial" w:eastAsia="Arial" w:hAnsi="Arial"/>
@@ -11353,7 +11353,7 @@
             <w:pPr>
               <w:spacing w:after="20" w:before="0"/>
             </w:pPr>
-            <w:hyperlink w:history="1" r:id="rIds6_x9ygujzxtnnbifgd--">
+            <w:hyperlink w:history="1" r:id="rIdwqtlbqpozj58fxxk4jctw">
               <w:r>
                 <w:rPr>
                   <w:rFonts w:ascii="Arial" w:cs="Arial" w:eastAsia="Arial" w:hAnsi="Arial"/>
@@ -11386,7 +11386,7 @@
               <w:spacing w:after="10" w:before="0"/>
               <w:ind w:left="120"/>
             </w:pPr>
-            <w:hyperlink w:history="1" r:id="rIdw15h4nasctiwsgv91rccl">
+            <w:hyperlink w:history="1" r:id="rIdtmzc6u1thnxemzyf4s_cx">
               <w:r>
                 <w:rPr>
                   <w:rFonts w:ascii="Arial" w:cs="Arial" w:eastAsia="Arial" w:hAnsi="Arial"/>
@@ -11586,7 +11586,7 @@
             <w:pPr>
               <w:spacing w:after="20" w:before="0"/>
             </w:pPr>
-            <w:hyperlink w:history="1" r:id="rIdzxuwxrqhiepmbjrhwdftd">
+            <w:hyperlink w:history="1" r:id="rIdy8elm0xib_jtzl88imbju">
               <w:r>
                 <w:rPr>
                   <w:rFonts w:ascii="Arial" w:cs="Arial" w:eastAsia="Arial" w:hAnsi="Arial"/>
@@ -11635,7 +11635,7 @@
               <w:spacing w:after="10" w:before="0"/>
               <w:ind w:left="120"/>
             </w:pPr>
-            <w:hyperlink w:history="1" r:id="rIdahy9iirtecc9drdgtslvc">
+            <w:hyperlink w:history="1" r:id="rIdegejmsvtt24eq4kpihefn">
               <w:r>
                 <w:rPr>
                   <w:rFonts w:ascii="Arial" w:cs="Arial" w:eastAsia="Arial" w:hAnsi="Arial"/>
@@ -11680,7 +11680,7 @@
             <w:pPr>
               <w:spacing w:after="20" w:before="0"/>
             </w:pPr>
-            <w:hyperlink w:history="1" r:id="rId4bqhzd7bwdh2letmmbxjd">
+            <w:hyperlink w:history="1" r:id="rIdhoflhyn7vpovvopiqpkti">
               <w:r>
                 <w:rPr>
                   <w:rFonts w:ascii="Arial" w:cs="Arial" w:eastAsia="Arial" w:hAnsi="Arial"/>
@@ -11713,7 +11713,7 @@
               <w:spacing w:after="10" w:before="0"/>
               <w:ind w:left="120"/>
             </w:pPr>
-            <w:hyperlink w:history="1" r:id="rIdrwnv38qlby7ceq2-w6q32">
+            <w:hyperlink w:history="1" r:id="rIdsgrakifjqumosu1xo1yyx">
               <w:r>
                 <w:rPr>
                   <w:rFonts w:ascii="Arial" w:cs="Arial" w:eastAsia="Arial" w:hAnsi="Arial"/>
@@ -11913,7 +11913,7 @@
             <w:pPr>
               <w:spacing w:after="20" w:before="0"/>
             </w:pPr>
-            <w:hyperlink w:history="1" r:id="rIducguw2ypc8nklzr1b6whx">
+            <w:hyperlink w:history="1" r:id="rId12zq0vajr__3epk4dca_k">
               <w:r>
                 <w:rPr>
                   <w:rFonts w:ascii="Arial" w:cs="Arial" w:eastAsia="Arial" w:hAnsi="Arial"/>
@@ -11962,7 +11962,7 @@
               <w:spacing w:after="10" w:before="0"/>
               <w:ind w:left="120"/>
             </w:pPr>
-            <w:hyperlink w:history="1" r:id="rIdvbapps56befxgxs2qztyb">
+            <w:hyperlink w:history="1" r:id="rIdxlsv35-co5xzjqjptz7-l">
               <w:r>
                 <w:rPr>
                   <w:rFonts w:ascii="Arial" w:cs="Arial" w:eastAsia="Arial" w:hAnsi="Arial"/>
@@ -12007,7 +12007,7 @@
             <w:pPr>
               <w:spacing w:after="20" w:before="0"/>
             </w:pPr>
-            <w:hyperlink w:history="1" r:id="rIdiji4jghsshsjlengq4zec">
+            <w:hyperlink w:history="1" r:id="rIdfrmzscszhtpz5fobxhvaw">
               <w:r>
                 <w:rPr>
                   <w:rFonts w:ascii="Arial" w:cs="Arial" w:eastAsia="Arial" w:hAnsi="Arial"/>
@@ -12040,7 +12040,7 @@
               <w:spacing w:after="10" w:before="0"/>
               <w:ind w:left="120"/>
             </w:pPr>
-            <w:hyperlink w:history="1" r:id="rId2uueigq9tvsdjsnbvmjtm">
+            <w:hyperlink w:history="1" r:id="rIdm7qhggoj_oayawbitclgb">
               <w:r>
                 <w:rPr>
                   <w:rFonts w:ascii="Arial" w:cs="Arial" w:eastAsia="Arial" w:hAnsi="Arial"/>
@@ -12565,7 +12565,7 @@
         </w:rPr>
         <w:t xml:space="preserve">© 2026 SeaVuria and ARES. Aligned with KICD objectives. Developed by SeaVuria; technical implementation by ARES (with AI assistance from Claude). Licensed under </w:t>
       </w:r>
-      <w:hyperlink w:history="1" r:id="rIdeqxxqya0e0_zm4fcvpabk">
+      <w:hyperlink w:history="1" r:id="rId4i638v0fb7cn5l1szfq9o">
         <w:r>
           <w:rPr>
             <w:rFonts w:ascii="Arial" w:cs="Arial" w:eastAsia="Arial" w:hAnsi="Arial"/>
@@ -12586,7 +12586,7 @@
         </w:rPr>
         <w:t xml:space="preserve"> (</w:t>
       </w:r>
-      <w:hyperlink w:history="1" r:id="rIdgpydk7isrxyiilvwjakpj">
+      <w:hyperlink w:history="1" r:id="rId6so3hsgm0djlzxqghmlzv">
         <w:r>
           <w:rPr>
             <w:rFonts w:ascii="Arial" w:cs="Arial" w:eastAsia="Arial" w:hAnsi="Arial"/>
@@ -12663,7 +12663,7 @@
               </w:rPr>
               <w:t xml:space="preserve">LESSON 4 (</w:t>
             </w:r>
-            <w:del w:id="9106" w:author="Claude (AI) - proposed" w:date="2026-10-15T08:04:21Z">
+            <w:del w:id="9106" w:author="Claude (AI) - proposed" w:date="2026-10-18T00:32:06Z">
               <w:r>
                 <w:rPr>
                   <w:rFonts w:ascii="Arial" w:cs="Arial" w:eastAsia="Arial" w:hAnsi="Arial"/>
@@ -12678,7 +12678,7 @@
                 <w:delText xml:space="preserve">40 minutes (double lesson 80 minutes if practical sliding demo is included</w:delText>
               </w:r>
             </w:del>
-            <w:ins w:id="9107" w:author="Claude (AI) - proposed" w:date="2026-10-15T08:04:21Z">
+            <w:ins w:id="9107" w:author="Claude (AI) - proposed" w:date="2026-10-18T00:32:06Z">
               <w:r>
                 <w:rPr>
                   <w:rFonts w:ascii="Arial" w:cs="Arial" w:eastAsia="Arial" w:hAnsi="Arial"/>
@@ -13381,7 +13381,7 @@
               </w:rPr>
               <w:t xml:space="preserve">Mr Otieno's learners return to Mama Kavata's well in Kitui. Lesson 3 showed that for a bucket falling freely with no losses, KE + PE = 1600 J at every height and it would hit the water at 12.6 m/s. In this lesson learners first predict what would happen in a real fall, then analyse data showing that the measured speed is only 11 m/s (KE = 1210 J). Using conservation of energy they find that 1600 - 1210 = 390 J went to heat, sound and air/rope friction. They extend the idea to a sliding object on rough and smooth surfaces, then add this evidence to the DQB and revise the class model. Key message: energy is not destroyed, it is transferred to the surroundings. The pulley system and its efficiency are left for later lessons.</w:t>
             </w:r>
-            <w:ins w:id="9108" w:author="Claude (AI) - proposed" w:date="2026-10-15T08:04:21Z">
+            <w:ins w:id="9108" w:author="Claude (AI) - proposed" w:date="2026-10-18T00:32:06Z">
               <w:r>
                 <w:rPr>
                   <w:rFonts w:ascii="Arial" w:cs="Arial" w:eastAsia="Arial" w:hAnsi="Arial"/>
@@ -13684,7 +13684,7 @@
             <w:pPr>
               <w:spacing w:after="20" w:before="0"/>
             </w:pPr>
-            <w:hyperlink w:history="1" r:id="rId8nuqrw9x1e-xj89sgtadv">
+            <w:hyperlink w:history="1" r:id="rIdmca4ubytp-6nis2gf74cf">
               <w:r>
                 <w:rPr>
                   <w:rFonts w:ascii="Arial" w:cs="Arial" w:eastAsia="Arial" w:hAnsi="Arial"/>
@@ -13717,7 +13717,7 @@
               <w:spacing w:after="10" w:before="0"/>
               <w:ind w:left="120"/>
             </w:pPr>
-            <w:hyperlink w:history="1" r:id="rIdnoar4oczmh0radurfectj">
+            <w:hyperlink w:history="1" r:id="rIdlfssnupnvrch2ku9wfajy">
               <w:r>
                 <w:rPr>
                   <w:rFonts w:ascii="Arial" w:cs="Arial" w:eastAsia="Arial" w:hAnsi="Arial"/>
@@ -13762,7 +13762,7 @@
             <w:pPr>
               <w:spacing w:after="20" w:before="0"/>
             </w:pPr>
-            <w:hyperlink w:history="1" r:id="rIdzmkwtesplwnqz8p6kcwgp">
+            <w:hyperlink w:history="1" r:id="rId0_q4bwyipgzib64xhwd3v">
               <w:r>
                 <w:rPr>
                   <w:rFonts w:ascii="Arial" w:cs="Arial" w:eastAsia="Arial" w:hAnsi="Arial"/>
@@ -13795,7 +13795,7 @@
               <w:spacing w:after="10" w:before="0"/>
               <w:ind w:left="120"/>
             </w:pPr>
-            <w:hyperlink w:history="1" r:id="rIdxgjsppg0px1t4_xzfbmxk">
+            <w:hyperlink w:history="1" r:id="rIdqo4tgfeg6bixfidn5ruwz">
               <w:r>
                 <w:rPr>
                   <w:rFonts w:ascii="Arial" w:cs="Arial" w:eastAsia="Arial" w:hAnsi="Arial"/>
@@ -13995,7 +13995,7 @@
             <w:pPr>
               <w:spacing w:after="20" w:before="0"/>
             </w:pPr>
-            <w:hyperlink w:history="1" r:id="rIdsirakaksbrb6rxgf7khlt">
+            <w:hyperlink w:history="1" r:id="rIdl0ncrox1jzqtp95ecl_k8">
               <w:r>
                 <w:rPr>
                   <w:rFonts w:ascii="Arial" w:cs="Arial" w:eastAsia="Arial" w:hAnsi="Arial"/>
@@ -14028,7 +14028,7 @@
               <w:spacing w:after="10" w:before="0"/>
               <w:ind w:left="120"/>
             </w:pPr>
-            <w:hyperlink w:history="1" r:id="rIdje5gnc01iyuizhqpfvyxy">
+            <w:hyperlink w:history="1" r:id="rIddxcv4pq6crspnfokazx4s">
               <w:r>
                 <w:rPr>
                   <w:rFonts w:ascii="Arial" w:cs="Arial" w:eastAsia="Arial" w:hAnsi="Arial"/>
@@ -14073,7 +14073,7 @@
             <w:pPr>
               <w:spacing w:after="20" w:before="0"/>
             </w:pPr>
-            <w:hyperlink w:history="1" r:id="rIdk9lvf48sfbtpj67yk7-et">
+            <w:hyperlink w:history="1" r:id="rIdbhp1m6bof8okxk8z9kbjf">
               <w:r>
                 <w:rPr>
                   <w:rFonts w:ascii="Arial" w:cs="Arial" w:eastAsia="Arial" w:hAnsi="Arial"/>
@@ -14106,7 +14106,7 @@
               <w:spacing w:after="10" w:before="0"/>
               <w:ind w:left="120"/>
             </w:pPr>
-            <w:hyperlink w:history="1" r:id="rIdy8xq_pg2pqikhrzfwctbc">
+            <w:hyperlink w:history="1" r:id="rId4hsw3mxztvdeyhnosu-sj">
               <w:r>
                 <w:rPr>
                   <w:rFonts w:ascii="Arial" w:cs="Arial" w:eastAsia="Arial" w:hAnsi="Arial"/>
@@ -14151,7 +14151,7 @@
               </w:rPr>
               <w:t xml:space="preserve">Part A (15 min): In groups of 4 learners study the data card: the real fall of the 20 kg bucket from 8 m</w:t>
             </w:r>
-            <w:ins w:id="9109" w:author="Claude (AI) - proposed" w:date="2026-10-15T08:04:21Z">
+            <w:ins w:id="9109" w:author="Claude (AI) - proposed" w:date="2026-10-18T00:32:06Z">
               <w:r>
                 <w:rPr>
                   <w:rFonts w:ascii="Arial" w:cs="Arial" w:eastAsia="Arial" w:hAnsi="Arial"/>
@@ -14179,7 +14179,7 @@
               </w:rPr>
               <w:t xml:space="preserve"> measured 11 m/s at the water (a slow-motion video clip of a bucket falling or the data card if no video is available). They calculate: (1) PE at the top = 20 x 10 x 8 = 1600 J; (2) real KE at the bottom = 1/2 x 20 x 11 x 11 = 1210 J; (3) ideal KE = 1600 J, v = 12.6 m/s; (4) difference = 1600 - 1210 = 390 J. They fill in an Ideal versus Real table. Part B (10 min): Sliding demo or data: a block or pencil case is released from the top of a smooth tilted plank or tray and slides to the bottom, then pushed across a rough floor (dirt/concrete) until it stops. Learners </w:t>
             </w:r>
-            <w:del w:id="9110" w:author="Claude (AI) - proposed" w:date="2026-10-15T08:04:21Z">
+            <w:del w:id="9110" w:author="Claude (AI) - proposed" w:date="2026-10-18T00:32:06Z">
               <w:r>
                 <w:rPr>
                   <w:rFonts w:ascii="Arial" w:cs="Arial" w:eastAsia="Arial" w:hAnsi="Arial"/>
@@ -14194,7 +14194,7 @@
                 <w:delText xml:space="preserve">touch the plank/floor and the block after repeated slides and note warmth and any sound</w:delText>
               </w:r>
             </w:del>
-            <w:ins w:id="9111" w:author="Claude (AI) - proposed" w:date="2026-10-15T08:04:21Z">
+            <w:ins w:id="9111" w:author="Claude (AI) - proposed" w:date="2026-10-18T00:32:06Z">
               <w:r>
                 <w:rPr>
                   <w:rFonts w:ascii="Arial" w:cs="Arial" w:eastAsia="Arial" w:hAnsi="Arial"/>
@@ -14255,7 +14255,7 @@
               </w:rPr>
               <w:t xml:space="preserve">Circulate with the questions: 'What is the total energy at the top?' 'Is the KE at the bottom equal to 1600 J? How do you know?' Remind: 'Use g = 10 N/kg and show every step: substitution, answer with unit.' For the sliding demo say: 'Rub your hands together for 10 seconds. What do you feel? Now compare with the block.' WAIT TIME of 10-15 seconds after: 'The block has stopped. It had KE a moment ago. Where is that energy now?' Cold-call 3 groups to report their 390 J result before moving on. Support weaker groups by giving the formula KE = 1/2 mv squared on the board. </w:t>
             </w:r>
-            <w:del w:id="9112" w:author="Claude (AI) - proposed" w:date="2026-10-15T08:04:21Z">
+            <w:del w:id="9112" w:author="Claude (AI) - proposed" w:date="2026-10-18T00:32:06Z">
               <w:r>
                 <w:rPr>
                   <w:rFonts w:ascii="Arial" w:cs="Arial" w:eastAsia="Arial" w:hAnsi="Arial"/>
@@ -14270,7 +14270,7 @@
                 <w:delText xml:space="preserve">Challenge fast groups: 'Calculate the speed the bucket would have if all 1600 J became KE, and show it equals</w:delText>
               </w:r>
             </w:del>
-            <w:ins w:id="9113" w:author="Claude (AI) - proposed" w:date="2026-10-15T08:04:21Z">
+            <w:ins w:id="9113" w:author="Claude (AI) - proposed" w:date="2026-10-18T00:32:06Z">
               <w:r>
                 <w:rPr>
                   <w:rFonts w:ascii="Arial" w:cs="Arial" w:eastAsia="Arial" w:hAnsi="Arial"/>
@@ -14298,7 +14298,7 @@
               </w:rPr>
               <w:t xml:space="preserve"> 12.6 m/s.</w:t>
             </w:r>
-            <w:del w:id="9114" w:author="Claude (AI) - proposed" w:date="2026-10-15T08:04:21Z">
+            <w:del w:id="9114" w:author="Claude (AI) - proposed" w:date="2026-10-18T00:32:06Z">
               <w:r>
                 <w:rPr>
                   <w:rFonts w:ascii="Arial" w:cs="Arial" w:eastAsia="Arial" w:hAnsi="Arial"/>
@@ -14313,7 +14313,7 @@
                 <w:delText xml:space="preserve">'</w:delText>
               </w:r>
             </w:del>
-            <w:ins w:id="9115" w:author="Claude (AI) - proposed" w:date="2026-10-15T08:04:21Z">
+            <w:ins w:id="9115" w:author="Claude (AI) - proposed" w:date="2026-10-18T00:32:06Z">
               <w:r>
                 <w:rPr>
                   <w:rFonts w:ascii="Arial" w:cs="Arial" w:eastAsia="Arial" w:hAnsi="Arial"/>
@@ -14450,7 +14450,7 @@
             <w:pPr>
               <w:spacing w:after="20" w:before="0"/>
             </w:pPr>
-            <w:hyperlink w:history="1" r:id="rIdbdlhkrtltofuvtn7wqfbb">
+            <w:hyperlink w:history="1" r:id="rId-bhza0fuxjznjyujvwzxh">
               <w:r>
                 <w:rPr>
                   <w:rFonts w:ascii="Arial" w:cs="Arial" w:eastAsia="Arial" w:hAnsi="Arial"/>
@@ -14483,7 +14483,7 @@
               <w:spacing w:after="10" w:before="0"/>
               <w:ind w:left="120"/>
             </w:pPr>
-            <w:hyperlink w:history="1" r:id="rIdilgwwoc0zsip89j5rjyvi">
+            <w:hyperlink w:history="1" r:id="rIdfmd-5gxbjc_k2wnorhiuz">
               <w:r>
                 <w:rPr>
                   <w:rFonts w:ascii="Arial" w:cs="Arial" w:eastAsia="Arial" w:hAnsi="Arial"/>
@@ -14528,7 +14528,7 @@
             <w:pPr>
               <w:spacing w:after="20" w:before="0"/>
             </w:pPr>
-            <w:hyperlink w:history="1" r:id="rIdwquaqik3xxlkfwhg4kit-">
+            <w:hyperlink w:history="1" r:id="rIdre9wq3tfuyawojpyurvuk">
               <w:r>
                 <w:rPr>
                   <w:rFonts w:ascii="Arial" w:cs="Arial" w:eastAsia="Arial" w:hAnsi="Arial"/>
@@ -14561,7 +14561,7 @@
               <w:spacing w:after="10" w:before="0"/>
               <w:ind w:left="120"/>
             </w:pPr>
-            <w:hyperlink w:history="1" r:id="rIdhxz8izgzp-9bf1rwh2rgj">
+            <w:hyperlink w:history="1" r:id="rIda5ymw7un3thtmz4nsw_b9">
               <w:r>
                 <w:rPr>
                   <w:rFonts w:ascii="Arial" w:cs="Arial" w:eastAsia="Arial" w:hAnsi="Arial"/>
@@ -14761,7 +14761,7 @@
             <w:pPr>
               <w:spacing w:after="20" w:before="0"/>
             </w:pPr>
-            <w:hyperlink w:history="1" r:id="rIdbf0j8btvlwukbcv0qy-fw">
+            <w:hyperlink w:history="1" r:id="rId5fgcsp_v2mprr_cd7t8m-">
               <w:r>
                 <w:rPr>
                   <w:rFonts w:ascii="Arial" w:cs="Arial" w:eastAsia="Arial" w:hAnsi="Arial"/>
@@ -14794,7 +14794,7 @@
               <w:spacing w:after="10" w:before="0"/>
               <w:ind w:left="120"/>
             </w:pPr>
-            <w:hyperlink w:history="1" r:id="rIdwvva0g1wgknyuzlqi4opo">
+            <w:hyperlink w:history="1" r:id="rIdkllk-cd0wrwkwg8uozepq">
               <w:r>
                 <w:rPr>
                   <w:rFonts w:ascii="Arial" w:cs="Arial" w:eastAsia="Arial" w:hAnsi="Arial"/>
@@ -14839,7 +14839,7 @@
             <w:pPr>
               <w:spacing w:after="20" w:before="0"/>
             </w:pPr>
-            <w:hyperlink w:history="1" r:id="rIdmn7cgossny0el8okwrelu">
+            <w:hyperlink w:history="1" r:id="rId_s5ifr5vxt7nte3hnkez1">
               <w:r>
                 <w:rPr>
                   <w:rFonts w:ascii="Arial" w:cs="Arial" w:eastAsia="Arial" w:hAnsi="Arial"/>
@@ -14872,7 +14872,7 @@
               <w:spacing w:after="10" w:before="0"/>
               <w:ind w:left="120"/>
             </w:pPr>
-            <w:hyperlink w:history="1" r:id="rIdwmxr3iy4t7wjcxldxgcpo">
+            <w:hyperlink w:history="1" r:id="rIdx4lovpiy7kaoftbxdk-mf">
               <w:r>
                 <w:rPr>
                   <w:rFonts w:ascii="Arial" w:cs="Arial" w:eastAsia="Arial" w:hAnsi="Arial"/>
@@ -15072,7 +15072,7 @@
             <w:pPr>
               <w:spacing w:after="20" w:before="0"/>
             </w:pPr>
-            <w:hyperlink w:history="1" r:id="rIdnyxlykxzo2etw4-yy_ag1">
+            <w:hyperlink w:history="1" r:id="rIdmnkusya7sn6tbgeaugupl">
               <w:r>
                 <w:rPr>
                   <w:rFonts w:ascii="Arial" w:cs="Arial" w:eastAsia="Arial" w:hAnsi="Arial"/>
@@ -15105,7 +15105,7 @@
               <w:spacing w:after="10" w:before="0"/>
               <w:ind w:left="120"/>
             </w:pPr>
-            <w:hyperlink w:history="1" r:id="rIdfvpozsec88o-mlic2evky">
+            <w:hyperlink w:history="1" r:id="rIdlbegegh6pebvre0s7-50r">
               <w:r>
                 <w:rPr>
                   <w:rFonts w:ascii="Arial" w:cs="Arial" w:eastAsia="Arial" w:hAnsi="Arial"/>
@@ -15150,7 +15150,7 @@
             <w:pPr>
               <w:spacing w:after="20" w:before="0"/>
             </w:pPr>
-            <w:hyperlink w:history="1" r:id="rIdh9t9znpqlfk0a8t9l1wjk">
+            <w:hyperlink w:history="1" r:id="rId0dudobfwzsl_oc34tzky-">
               <w:r>
                 <w:rPr>
                   <w:rFonts w:ascii="Arial" w:cs="Arial" w:eastAsia="Arial" w:hAnsi="Arial"/>
@@ -15199,7 +15199,7 @@
               <w:spacing w:after="10" w:before="0"/>
               <w:ind w:left="120"/>
             </w:pPr>
-            <w:hyperlink w:history="1" r:id="rIdskjroqezzrgmestgl8-b6">
+            <w:hyperlink w:history="1" r:id="rIdvacbigowieomhuz1q91cw">
               <w:r>
                 <w:rPr>
                   <w:rFonts w:ascii="Arial" w:cs="Arial" w:eastAsia="Arial" w:hAnsi="Arial"/>
@@ -15724,7 +15724,7 @@
         </w:rPr>
         <w:t xml:space="preserve">© 2026 SeaVuria and ARES. Aligned with KICD objectives. Developed by SeaVuria; technical implementation by ARES (with AI assistance from Claude). Licensed under </w:t>
       </w:r>
-      <w:hyperlink w:history="1" r:id="rIdhlzph5d_ynnt9br8lnhfx">
+      <w:hyperlink w:history="1" r:id="rIdsxhfnech0vpr8t4nadckf">
         <w:r>
           <w:rPr>
             <w:rFonts w:ascii="Arial" w:cs="Arial" w:eastAsia="Arial" w:hAnsi="Arial"/>
@@ -15745,7 +15745,7 @@
         </w:rPr>
         <w:t xml:space="preserve"> (</w:t>
       </w:r>
-      <w:hyperlink w:history="1" r:id="rIdd1fky4gx_iiyhc_dobrxf">
+      <w:hyperlink w:history="1" r:id="rId6d7vvogc188bjtuxxh5wb">
         <w:r>
           <w:rPr>
             <w:rFonts w:ascii="Arial" w:cs="Arial" w:eastAsia="Arial" w:hAnsi="Arial"/>
@@ -15822,7 +15822,7 @@
               </w:rPr>
               <w:t xml:space="preserve">LESSON 5 (</w:t>
             </w:r>
-            <w:del w:id="9116" w:author="Claude (AI) - proposed" w:date="2026-10-15T08:04:21Z">
+            <w:del w:id="9116" w:author="Claude (AI) - proposed" w:date="2026-10-18T00:32:06Z">
               <w:r>
                 <w:rPr>
                   <w:rFonts w:ascii="Arial" w:cs="Arial" w:eastAsia="Arial" w:hAnsi="Arial"/>
@@ -15837,7 +15837,7 @@
                 <w:delText xml:space="preserve">40 minutes (1 double period or 1 lesson plus 5-minute extension</w:delText>
               </w:r>
             </w:del>
-            <w:ins w:id="9117" w:author="Claude (AI) - proposed" w:date="2026-10-15T08:04:21Z">
+            <w:ins w:id="9117" w:author="Claude (AI) - proposed" w:date="2026-10-18T00:32:06Z">
               <w:r>
                 <w:rPr>
                   <w:rFonts w:ascii="Arial" w:cs="Arial" w:eastAsia="Arial" w:hAnsi="Arial"/>
@@ -16540,7 +16540,7 @@
               </w:rPr>
               <w:t xml:space="preserve">Mr Otieno opens in Kisumu by recalling Mama Kavata in Kitui lifting the 20 kg bucket (weight 200 N) up the 8 m deep well. Learners predict how to measure 'how much work' she does. They then gather evidence from a hands-on lift (a 2 kg load raised 1 m), a data table and short worked examples to build W = Fd. The key idea: work is a force moving something in the direction of the force. Learners calculate the direct lift: 200 N x 8 m = 1600 J, matching the PE gain from the Lesson 1-2 table. They examine work signs: the woman does +1600 J, gravity does -1600 J, net work 0 J at steady speed, and lowering reverses the signs. They add the new questions to the DQB and revise their model with a work arrow. The pulley comparison is left to Lesson 6.</w:t>
             </w:r>
-            <w:ins w:id="9118" w:author="Claude (AI) - proposed" w:date="2026-10-15T08:04:21Z">
+            <w:ins w:id="9118" w:author="Claude (AI) - proposed" w:date="2026-10-18T00:32:06Z">
               <w:r>
                 <w:rPr>
                   <w:rFonts w:ascii="Arial" w:cs="Arial" w:eastAsia="Arial" w:hAnsi="Arial"/>
@@ -16843,7 +16843,7 @@
             <w:pPr>
               <w:spacing w:after="20" w:before="0"/>
             </w:pPr>
-            <w:hyperlink w:history="1" r:id="rIdi5d0afwpyijkgnbpfsctt">
+            <w:hyperlink w:history="1" r:id="rIdyptavbjjyvms4lojs63m4">
               <w:r>
                 <w:rPr>
                   <w:rFonts w:ascii="Arial" w:cs="Arial" w:eastAsia="Arial" w:hAnsi="Arial"/>
@@ -16876,7 +16876,7 @@
               <w:spacing w:after="10" w:before="0"/>
               <w:ind w:left="120"/>
             </w:pPr>
-            <w:hyperlink w:history="1" r:id="rIdsiylvcbkfvefyuvdnndve">
+            <w:hyperlink w:history="1" r:id="rIdy2bodsxes74esrlwbcxnn">
               <w:r>
                 <w:rPr>
                   <w:rFonts w:ascii="Arial" w:cs="Arial" w:eastAsia="Arial" w:hAnsi="Arial"/>
@@ -16921,7 +16921,7 @@
             <w:pPr>
               <w:spacing w:after="20" w:before="0"/>
             </w:pPr>
-            <w:hyperlink w:history="1" r:id="rIdstugdd2hc4hwprixkzv2o">
+            <w:hyperlink w:history="1" r:id="rIdt_4h42pjl6v4_nbzkidiq">
               <w:r>
                 <w:rPr>
                   <w:rFonts w:ascii="Arial" w:cs="Arial" w:eastAsia="Arial" w:hAnsi="Arial"/>
@@ -16970,7 +16970,7 @@
               <w:spacing w:after="10" w:before="0"/>
               <w:ind w:left="120"/>
             </w:pPr>
-            <w:hyperlink w:history="1" r:id="rIdnicjoozk-zk6ryteorxft">
+            <w:hyperlink w:history="1" r:id="rId2scyf6diyz9sxyckywbqk">
               <w:r>
                 <w:rPr>
                   <w:rFonts w:ascii="Arial" w:cs="Arial" w:eastAsia="Arial" w:hAnsi="Arial"/>
@@ -17048,7 +17048,7 @@
               </w:rPr>
               <w:t xml:space="preserve">Say: 'Remember Mama Kavata in Kitui and her 20 kg bucket. In Lessons 1 to 4 we learned that energy can be stored or transformed and measured in joules. Today we ask: how is energy actually moved into the bucket?' Display the picture. Say: 'Write your own idea first. There are no wrong predictions today.' WAIT TIME: 15 seconds of silent thinking before writing starts. Walk around and note on a clipboard three different ideas (everyday 'work' = tiredness; force only; force and distance). Cold-call 4 learners: 'Tell us your prediction, and what made you decide?' Ask a follow-up: 'Who disagrees, and why?' WAIT TIME: 10 seconds after each follow-up. Record the predictions on the board without judging. Say: 'We will test these ideas using evidence.'</w:t>
             </w:r>
-            <w:ins w:id="9119" w:author="Claude (AI) - proposed" w:date="2026-10-15T08:04:21Z">
+            <w:ins w:id="9119" w:author="Claude (AI) - proposed" w:date="2026-10-18T00:32:06Z">
               <w:r>
                 <w:rPr>
                   <w:rFonts w:ascii="Arial" w:cs="Arial" w:eastAsia="Arial" w:hAnsi="Arial"/>
@@ -17185,7 +17185,7 @@
             <w:pPr>
               <w:spacing w:after="20" w:before="0"/>
             </w:pPr>
-            <w:hyperlink w:history="1" r:id="rId5jz2q2pbdpkcitzt5exvo">
+            <w:hyperlink w:history="1" r:id="rIdvpataaajxwhyheiuzwhfm">
               <w:r>
                 <w:rPr>
                   <w:rFonts w:ascii="Arial" w:cs="Arial" w:eastAsia="Arial" w:hAnsi="Arial"/>
@@ -17218,7 +17218,7 @@
               <w:spacing w:after="10" w:before="0"/>
               <w:ind w:left="120"/>
             </w:pPr>
-            <w:hyperlink w:history="1" r:id="rIdhr7vef1ucear8l7jyyviq">
+            <w:hyperlink w:history="1" r:id="rIdsqs-vt0rpfn5qehrz2exb">
               <w:r>
                 <w:rPr>
                   <w:rFonts w:ascii="Arial" w:cs="Arial" w:eastAsia="Arial" w:hAnsi="Arial"/>
@@ -17263,7 +17263,7 @@
             <w:pPr>
               <w:spacing w:after="20" w:before="0"/>
             </w:pPr>
-            <w:hyperlink w:history="1" r:id="rIdesjnmueeggbuamhnp49ct">
+            <w:hyperlink w:history="1" r:id="rIdz0k0lu1jhe7cbrhlxxla0">
               <w:r>
                 <w:rPr>
                   <w:rFonts w:ascii="Arial" w:cs="Arial" w:eastAsia="Arial" w:hAnsi="Arial"/>
@@ -17312,7 +17312,7 @@
               <w:spacing w:after="10" w:before="0"/>
               <w:ind w:left="120"/>
             </w:pPr>
-            <w:hyperlink w:history="1" r:id="rIdf8mlvrd1hvlcap6ld7gmy">
+            <w:hyperlink w:history="1" r:id="rIdn6-8_3gcmevbsrd6rpebj">
               <w:r>
                 <w:rPr>
                   <w:rFonts w:ascii="Arial" w:cs="Arial" w:eastAsia="Arial" w:hAnsi="Arial"/>
@@ -17512,7 +17512,7 @@
             <w:pPr>
               <w:spacing w:after="20" w:before="0"/>
             </w:pPr>
-            <w:hyperlink w:history="1" r:id="rIdydposixczxfbfey0eo5cz">
+            <w:hyperlink w:history="1" r:id="rIdjgcxq_iex_1gowhuptly8">
               <w:r>
                 <w:rPr>
                   <w:rFonts w:ascii="Arial" w:cs="Arial" w:eastAsia="Arial" w:hAnsi="Arial"/>
@@ -17545,7 +17545,7 @@
               <w:spacing w:after="10" w:before="0"/>
               <w:ind w:left="120"/>
             </w:pPr>
-            <w:hyperlink w:history="1" r:id="rIdzcofj3u7ynvbx5pnfgpjk">
+            <w:hyperlink w:history="1" r:id="rIdnync8zvffxqhb2nbuhl9g">
               <w:r>
                 <w:rPr>
                   <w:rFonts w:ascii="Arial" w:cs="Arial" w:eastAsia="Arial" w:hAnsi="Arial"/>
@@ -17590,7 +17590,7 @@
             <w:pPr>
               <w:spacing w:after="20" w:before="0"/>
             </w:pPr>
-            <w:hyperlink w:history="1" r:id="rIdp8mnor8rtwydvutf_v_o7">
+            <w:hyperlink w:history="1" r:id="rIdh2_3j00sco-y94eqvjrrf">
               <w:r>
                 <w:rPr>
                   <w:rFonts w:ascii="Arial" w:cs="Arial" w:eastAsia="Arial" w:hAnsi="Arial"/>
@@ -17639,7 +17639,7 @@
               <w:spacing w:after="10" w:before="0"/>
               <w:ind w:left="120"/>
             </w:pPr>
-            <w:hyperlink w:history="1" r:id="rId9gezppmdbozumks-yh5a6">
+            <w:hyperlink w:history="1" r:id="rIdrsccoruiizu7mjwfggbaj">
               <w:r>
                 <w:rPr>
                   <w:rFonts w:ascii="Arial" w:cs="Arial" w:eastAsia="Arial" w:hAnsi="Arial"/>
@@ -17717,7 +17717,7 @@
               </w:rPr>
               <w:t xml:space="preserve">Say: 'Use your evidence. Complete the sentence: work is done when ...' WAIT TIME: 15 seconds before pairs begin writing. Circulate and press: 'How does your evidence support that? What happened when the load did not move?' Draw the bucket on the board with arrows: force up (green), gravity down (red), motion up. Ask: 'Which arrows point the same way? Which point opposite?' WAIT TIME: 10 seconds. Cold-call 3 learners to state the sign of the woman's work and gravity's work. Ask: 'If the net work is zero, why did the bucket still gain 1600 J of PE?' Guide: the woman</w:t>
             </w:r>
-            <w:del w:id="9120" w:author="Claude (AI) - proposed" w:date="2026-10-15T08:04:21Z">
+            <w:del w:id="9120" w:author="Claude (AI) - proposed" w:date="2026-10-18T00:32:06Z">
               <w:r>
                 <w:rPr>
                   <w:rFonts w:ascii="Arial" w:cs="Arial" w:eastAsia="Arial" w:hAnsi="Arial"/>
@@ -17732,7 +17732,7 @@
                 <w:delText xml:space="preserve"> transfers energy into the bucket (+1600 J) while</w:delText>
               </w:r>
             </w:del>
-            <w:ins w:id="9121" w:author="Claude (AI) - proposed" w:date="2026-10-15T08:04:21Z">
+            <w:ins w:id="9121" w:author="Claude (AI) - proposed" w:date="2026-10-18T00:32:06Z">
               <w:r>
                 <w:rPr>
                   <w:rFonts w:ascii="Arial" w:cs="Arial" w:eastAsia="Arial" w:hAnsi="Arial"/>
@@ -17760,7 +17760,7 @@
               </w:rPr>
               <w:t xml:space="preserve"> gravity's </w:t>
             </w:r>
-            <w:del w:id="9122" w:author="Claude (AI) - proposed" w:date="2026-10-15T08:04:21Z">
+            <w:del w:id="9122" w:author="Claude (AI) - proposed" w:date="2026-10-18T00:32:06Z">
               <w:r>
                 <w:rPr>
                   <w:rFonts w:ascii="Arial" w:cs="Arial" w:eastAsia="Arial" w:hAnsi="Arial"/>
@@ -17775,7 +17775,7 @@
                 <w:delText xml:space="preserve">negative work shows the energy being stored as PE</w:delText>
               </w:r>
             </w:del>
-            <w:ins w:id="9123" w:author="Claude (AI) - proposed" w:date="2026-10-15T08:04:21Z">
+            <w:ins w:id="9123" w:author="Claude (AI) - proposed" w:date="2026-10-18T00:32:06Z">
               <w:r>
                 <w:rPr>
                   <w:rFonts w:ascii="Arial" w:cs="Arial" w:eastAsia="Arial" w:hAnsi="Arial"/>
@@ -17803,7 +17803,7 @@
               </w:rPr>
               <w:t xml:space="preserve">. Use the phrase: 'Positive work gives energy to an object; negative work takes energy </w:t>
             </w:r>
-            <w:del w:id="9124" w:author="Claude (AI) - proposed" w:date="2026-10-15T08:04:21Z">
+            <w:del w:id="9124" w:author="Claude (AI) - proposed" w:date="2026-10-18T00:32:06Z">
               <w:r>
                 <w:rPr>
                   <w:rFonts w:ascii="Arial" w:cs="Arial" w:eastAsia="Arial" w:hAnsi="Arial"/>
@@ -17818,7 +17818,7 @@
                 <w:delText xml:space="preserve">from it or stores it as the force opposes the motion</w:delText>
               </w:r>
             </w:del>
-            <w:ins w:id="9125" w:author="Claude (AI) - proposed" w:date="2026-10-15T08:04:21Z">
+            <w:ins w:id="9125" w:author="Claude (AI) - proposed" w:date="2026-10-18T00:32:06Z">
               <w:r>
                 <w:rPr>
                   <w:rFonts w:ascii="Arial" w:cs="Arial" w:eastAsia="Arial" w:hAnsi="Arial"/>
@@ -17968,7 +17968,7 @@
             <w:pPr>
               <w:spacing w:after="20" w:before="0"/>
             </w:pPr>
-            <w:hyperlink w:history="1" r:id="rIdlx5qhns3ip7ymxbkg1ts3">
+            <w:hyperlink w:history="1" r:id="rIdz4nfzne6ebrp5hvmbyhbz">
               <w:r>
                 <w:rPr>
                   <w:rFonts w:ascii="Arial" w:cs="Arial" w:eastAsia="Arial" w:hAnsi="Arial"/>
@@ -18001,7 +18001,7 @@
               <w:spacing w:after="10" w:before="0"/>
               <w:ind w:left="120"/>
             </w:pPr>
-            <w:hyperlink w:history="1" r:id="rIdutpogtna2l7d2bprh7nky">
+            <w:hyperlink w:history="1" r:id="rIdqrp7hmhh1izm0b385m73y">
               <w:r>
                 <w:rPr>
                   <w:rFonts w:ascii="Arial" w:cs="Arial" w:eastAsia="Arial" w:hAnsi="Arial"/>
@@ -18046,7 +18046,7 @@
             <w:pPr>
               <w:spacing w:after="20" w:before="0"/>
             </w:pPr>
-            <w:hyperlink w:history="1" r:id="rId_h0wxntykcpyewan4dayv">
+            <w:hyperlink w:history="1" r:id="rIdov1vuexgkjq3sic5zodg5">
               <w:r>
                 <w:rPr>
                   <w:rFonts w:ascii="Arial" w:cs="Arial" w:eastAsia="Arial" w:hAnsi="Arial"/>
@@ -18095,7 +18095,7 @@
               <w:spacing w:after="10" w:before="0"/>
               <w:ind w:left="120"/>
             </w:pPr>
-            <w:hyperlink w:history="1" r:id="rIdzy1qufcfj1p5anpden4ik">
+            <w:hyperlink w:history="1" r:id="rId53doo8u8vzghfqh67miet">
               <w:r>
                 <w:rPr>
                   <w:rFonts w:ascii="Arial" w:cs="Arial" w:eastAsia="Arial" w:hAnsi="Arial"/>
@@ -18295,7 +18295,7 @@
             <w:pPr>
               <w:spacing w:after="20" w:before="0"/>
             </w:pPr>
-            <w:hyperlink w:history="1" r:id="rIdqugwo0pgcopsy_lgenreg">
+            <w:hyperlink w:history="1" r:id="rIdvhgubdl853rp0sxwb76s-">
               <w:r>
                 <w:rPr>
                   <w:rFonts w:ascii="Arial" w:cs="Arial" w:eastAsia="Arial" w:hAnsi="Arial"/>
@@ -18344,7 +18344,7 @@
               <w:spacing w:after="10" w:before="0"/>
               <w:ind w:left="120"/>
             </w:pPr>
-            <w:hyperlink w:history="1" r:id="rId8nrprnalrvqfz5myft_ib">
+            <w:hyperlink w:history="1" r:id="rIdx0ywrlb1fp5vmo1pr70er">
               <w:r>
                 <w:rPr>
                   <w:rFonts w:ascii="Arial" w:cs="Arial" w:eastAsia="Arial" w:hAnsi="Arial"/>
@@ -18389,7 +18389,7 @@
             <w:pPr>
               <w:spacing w:after="20" w:before="0"/>
             </w:pPr>
-            <w:hyperlink w:history="1" r:id="rId2yffagxxrnvqmadvu3csf">
+            <w:hyperlink w:history="1" r:id="rId4whworrqkbcxgf6rvrznl">
               <w:r>
                 <w:rPr>
                   <w:rFonts w:ascii="Arial" w:cs="Arial" w:eastAsia="Arial" w:hAnsi="Arial"/>
@@ -18438,7 +18438,7 @@
               <w:spacing w:after="10" w:before="0"/>
               <w:ind w:left="120"/>
             </w:pPr>
-            <w:hyperlink w:history="1" r:id="rIdmpv9xdzahk2fa_hyipsnp">
+            <w:hyperlink w:history="1" r:id="rIdxtdlxhl0t-xrs8ddo53d8">
               <w:r>
                 <w:rPr>
                   <w:rFonts w:ascii="Arial" w:cs="Arial" w:eastAsia="Arial" w:hAnsi="Arial"/>
@@ -18963,7 +18963,7 @@
         </w:rPr>
         <w:t xml:space="preserve">© 2026 SeaVuria and ARES. Aligned with KICD objectives. Developed by SeaVuria; technical implementation by ARES (with AI assistance from Claude). Licensed under </w:t>
       </w:r>
-      <w:hyperlink w:history="1" r:id="rIdf50pzab8efboyljnirs0r">
+      <w:hyperlink w:history="1" r:id="rIdwrtmkzazlo84xnx5-wuc_">
         <w:r>
           <w:rPr>
             <w:rFonts w:ascii="Arial" w:cs="Arial" w:eastAsia="Arial" w:hAnsi="Arial"/>
@@ -18984,7 +18984,7 @@
         </w:rPr>
         <w:t xml:space="preserve"> (</w:t>
       </w:r>
-      <w:hyperlink w:history="1" r:id="rIdgzqmdx4kq5uz6kfhgzep2">
+      <w:hyperlink w:history="1" r:id="rIdbwhnlivtmad4pqvjjuhqe">
         <w:r>
           <w:rPr>
             <w:rFonts w:ascii="Arial" w:cs="Arial" w:eastAsia="Arial" w:hAnsi="Arial"/>
@@ -19736,7 +19736,7 @@
               </w:rPr>
               <w:t xml:space="preserve">Mr Otieno's class in Kisumu returns to Mama Kavata's well in Kitui. Learners predict whether the pulley system lets Mwende do less work than a direct lift. They then gather evidence from a model lift (spring balance, string, two pulleys) and from the Kitui data: a hand lift needs 200 N over 8 m = 1600 J, while the pulley system needs 125 N over 16 m = 2000 J. Learners link work to energy change (the bucket gains 1600 J of PE either way), find that 400 J goes to heat in the pulleys and rope, and trace the original source to chemical energy from ugali and githeri. They finish by adding new questions to the </w:t>
             </w:r>
-            <w:del w:id="9126" w:author="Claude (AI) - proposed" w:date="2026-10-15T08:04:21Z">
+            <w:del w:id="9126" w:author="Claude (AI) - proposed" w:date="2026-10-18T00:32:06Z">
               <w:r>
                 <w:rPr>
                   <w:rFonts w:ascii="Arial" w:cs="Arial" w:eastAsia="Arial" w:hAnsi="Arial"/>
@@ -19751,7 +19751,7 @@
                 <w:delText xml:space="preserve">DQB</w:delText>
               </w:r>
             </w:del>
-            <w:ins w:id="9127" w:author="Claude (AI) - proposed" w:date="2026-10-15T08:04:21Z">
+            <w:ins w:id="9127" w:author="Claude (AI) - proposed" w:date="2026-10-18T00:32:06Z">
               <w:r>
                 <w:rPr>
                   <w:rFonts w:ascii="Arial" w:cs="Arial" w:eastAsia="Arial" w:hAnsi="Arial"/>
@@ -19779,7 +19779,7 @@
               </w:rPr>
               <w:t xml:space="preserve"> and revising their model.</w:t>
             </w:r>
-            <w:ins w:id="9128" w:author="Claude (AI) - proposed" w:date="2026-10-15T08:04:21Z">
+            <w:ins w:id="9128" w:author="Claude (AI) - proposed" w:date="2026-10-18T00:32:06Z">
               <w:r>
                 <w:rPr>
                   <w:rFonts w:ascii="Arial" w:cs="Arial" w:eastAsia="Arial" w:hAnsi="Arial"/>
@@ -20082,7 +20082,7 @@
             <w:pPr>
               <w:spacing w:after="20" w:before="0"/>
             </w:pPr>
-            <w:hyperlink w:history="1" r:id="rIdtzcyi1tirgb22xsop4vgq">
+            <w:hyperlink w:history="1" r:id="rIdpnixy5hzhu30a46yanlaf">
               <w:r>
                 <w:rPr>
                   <w:rFonts w:ascii="Arial" w:cs="Arial" w:eastAsia="Arial" w:hAnsi="Arial"/>
@@ -20115,7 +20115,7 @@
               <w:spacing w:after="10" w:before="0"/>
               <w:ind w:left="120"/>
             </w:pPr>
-            <w:hyperlink w:history="1" r:id="rIdsvyiqb0bp7uwwngjoaqng">
+            <w:hyperlink w:history="1" r:id="rIdr5ibzlrakvpxdezxoxrnl">
               <w:r>
                 <w:rPr>
                   <w:rFonts w:ascii="Arial" w:cs="Arial" w:eastAsia="Arial" w:hAnsi="Arial"/>
@@ -20160,7 +20160,7 @@
             <w:pPr>
               <w:spacing w:after="20" w:before="0"/>
             </w:pPr>
-            <w:hyperlink w:history="1" r:id="rIdvberiazixdb6sildzr1o5">
+            <w:hyperlink w:history="1" r:id="rIdm3w40d4zij_aivgmek7ye">
               <w:r>
                 <w:rPr>
                   <w:rFonts w:ascii="Arial" w:cs="Arial" w:eastAsia="Arial" w:hAnsi="Arial"/>
@@ -20209,7 +20209,7 @@
               <w:spacing w:after="10" w:before="0"/>
               <w:ind w:left="120"/>
             </w:pPr>
-            <w:hyperlink w:history="1" r:id="rIdklvevl3oh5nh1swadhy_s">
+            <w:hyperlink w:history="1" r:id="rIdgeyndzgm2mgx1ysvhzi_l">
               <w:r>
                 <w:rPr>
                   <w:rFonts w:ascii="Arial" w:cs="Arial" w:eastAsia="Arial" w:hAnsi="Arial"/>
@@ -20409,7 +20409,7 @@
             <w:pPr>
               <w:spacing w:after="20" w:before="0"/>
             </w:pPr>
-            <w:hyperlink w:history="1" r:id="rIdct-xrhutxqvtwf6djxf1k">
+            <w:hyperlink w:history="1" r:id="rIdrkdfha-iiyljit9zfvmz_">
               <w:r>
                 <w:rPr>
                   <w:rFonts w:ascii="Arial" w:cs="Arial" w:eastAsia="Arial" w:hAnsi="Arial"/>
@@ -20442,7 +20442,7 @@
               <w:spacing w:after="10" w:before="0"/>
               <w:ind w:left="120"/>
             </w:pPr>
-            <w:hyperlink w:history="1" r:id="rIdlqpkfyp5ggx-b4vvugofk">
+            <w:hyperlink w:history="1" r:id="rIdd-zq9vnzcfujqhkkexzpp">
               <w:r>
                 <w:rPr>
                   <w:rFonts w:ascii="Arial" w:cs="Arial" w:eastAsia="Arial" w:hAnsi="Arial"/>
@@ -20487,7 +20487,7 @@
             <w:pPr>
               <w:spacing w:after="20" w:before="0"/>
             </w:pPr>
-            <w:hyperlink w:history="1" r:id="rId-l58-q_s06xisycr3f43t">
+            <w:hyperlink w:history="1" r:id="rIdqk6h8ghjldmvcf0bigqq_">
               <w:r>
                 <w:rPr>
                   <w:rFonts w:ascii="Arial" w:cs="Arial" w:eastAsia="Arial" w:hAnsi="Arial"/>
@@ -20536,7 +20536,7 @@
               <w:spacing w:after="10" w:before="0"/>
               <w:ind w:left="120"/>
             </w:pPr>
-            <w:hyperlink w:history="1" r:id="rIdcjw19t_sc6udvx_z-hwel">
+            <w:hyperlink w:history="1" r:id="rIdy71tfasf_u9atijvrezzq">
               <w:r>
                 <w:rPr>
                   <w:rFonts w:ascii="Arial" w:cs="Arial" w:eastAsia="Arial" w:hAnsi="Arial"/>
@@ -20614,7 +20614,7 @@
               </w:rPr>
               <w:t xml:space="preserve">Circulate and say: 'What is your force reading? How far did your hand move compared with how far the mass rose?' Prompt: 'Which is bigger, the pulley effort or the weight? Which distance is bigger?' If groups get an ideal-looking result, say: 'Rub the pulley axle and rope; is the effort exactly half the weight?' Remind groups to keep the lifting speed steady and read the balance while moving. </w:t>
             </w:r>
-            <w:ins w:id="9129" w:author="Claude (AI) - proposed" w:date="2026-10-15T08:04:21Z">
+            <w:ins w:id="9129" w:author="Claude (AI) - proposed" w:date="2026-10-18T00:32:06Z">
               <w:r>
                 <w:rPr>
                   <w:rFonts w:ascii="Arial" w:cs="Arial" w:eastAsia="Arial" w:hAnsi="Arial"/>
@@ -20764,7 +20764,7 @@
             <w:pPr>
               <w:spacing w:after="20" w:before="0"/>
             </w:pPr>
-            <w:hyperlink w:history="1" r:id="rId0bq34wrahfmpp3jlmb0hn">
+            <w:hyperlink w:history="1" r:id="rIdodd1khgfkkqeo5oqi3og9">
               <w:r>
                 <w:rPr>
                   <w:rFonts w:ascii="Arial" w:cs="Arial" w:eastAsia="Arial" w:hAnsi="Arial"/>
@@ -20813,7 +20813,7 @@
               <w:spacing w:after="10" w:before="0"/>
               <w:ind w:left="120"/>
             </w:pPr>
-            <w:hyperlink w:history="1" r:id="rIdmzrnqobt-kixmrjhgchhh">
+            <w:hyperlink w:history="1" r:id="rIde8iyfgviorinnraqzfqyv">
               <w:r>
                 <w:rPr>
                   <w:rFonts w:ascii="Arial" w:cs="Arial" w:eastAsia="Arial" w:hAnsi="Arial"/>
@@ -20858,7 +20858,7 @@
             <w:pPr>
               <w:spacing w:after="20" w:before="0"/>
             </w:pPr>
-            <w:hyperlink w:history="1" r:id="rIdgz0hhoj0v4t0tkebapvft">
+            <w:hyperlink w:history="1" r:id="rIdaa1y8-omkgc6amjd2ax7m">
               <w:r>
                 <w:rPr>
                   <w:rFonts w:ascii="Arial" w:cs="Arial" w:eastAsia="Arial" w:hAnsi="Arial"/>
@@ -20907,7 +20907,7 @@
               <w:spacing w:after="10" w:before="0"/>
               <w:ind w:left="120"/>
             </w:pPr>
-            <w:hyperlink w:history="1" r:id="rIdtedcpmgev9rnxaz3uytro">
+            <w:hyperlink w:history="1" r:id="rIds0sixpj8sd2d92amg8vpt">
               <w:r>
                 <w:rPr>
                   <w:rFonts w:ascii="Arial" w:cs="Arial" w:eastAsia="Arial" w:hAnsi="Arial"/>
@@ -20952,7 +20952,7 @@
               </w:rPr>
               <w:t xml:space="preserve">Learners use the evidence to build a written explanation with a Claim-Evidence-Reasoning structure to answer: 'Why does the pulley system feel easier for Mwende even though the bucket gains the same energy?' They apply the work-energy idea (work done on the bucket = change in its energy = 1600 J) and draw an energy-flow (Sankey-style) diagram: 2000 J </w:t>
             </w:r>
-            <w:del w:id="9130" w:author="Claude (AI) - proposed" w:date="2026-10-15T08:04:21Z">
+            <w:del w:id="9130" w:author="Claude (AI) - proposed" w:date="2026-10-18T00:32:06Z">
               <w:r>
                 <w:rPr>
                   <w:rFonts w:ascii="Arial" w:cs="Arial" w:eastAsia="Arial" w:hAnsi="Arial"/>
@@ -20967,7 +20967,7 @@
                 <w:delText xml:space="preserve">from chemical energy in Mwende's body (</w:delText>
               </w:r>
             </w:del>
-            <w:ins w:id="9131" w:author="Claude (AI) - proposed" w:date="2026-10-15T08:04:21Z">
+            <w:ins w:id="9131" w:author="Claude (AI) - proposed" w:date="2026-10-18T00:32:06Z">
               <w:r>
                 <w:rPr>
                   <w:rFonts w:ascii="Arial" w:cs="Arial" w:eastAsia="Arial" w:hAnsi="Arial"/>
@@ -20995,7 +20995,7 @@
               </w:rPr>
               <w:t xml:space="preserve">from ugali and githeri</w:t>
             </w:r>
-            <w:ins w:id="9132" w:author="Claude (AI) - proposed" w:date="2026-10-15T08:04:21Z">
+            <w:ins w:id="9132" w:author="Claude (AI) - proposed" w:date="2026-10-18T00:32:06Z">
               <w:r>
                 <w:rPr>
                   <w:rFonts w:ascii="Arial" w:cs="Arial" w:eastAsia="Arial" w:hAnsi="Arial"/>
@@ -21178,7 +21178,7 @@
             <w:pPr>
               <w:spacing w:after="20" w:before="0"/>
             </w:pPr>
-            <w:hyperlink w:history="1" r:id="rIdl3wf-3ajnuqkipkiqclwp">
+            <w:hyperlink w:history="1" r:id="rId-k7xg1g6swvfgp484yvln">
               <w:r>
                 <w:rPr>
                   <w:rFonts w:ascii="Arial" w:cs="Arial" w:eastAsia="Arial" w:hAnsi="Arial"/>
@@ -21227,7 +21227,7 @@
               <w:spacing w:after="10" w:before="0"/>
               <w:ind w:left="120"/>
             </w:pPr>
-            <w:hyperlink w:history="1" r:id="rIdcknqtqiefj0wmkwajk2-n">
+            <w:hyperlink w:history="1" r:id="rId5zaqlvyl8geeemerpwuvo">
               <w:r>
                 <w:rPr>
                   <w:rFonts w:ascii="Arial" w:cs="Arial" w:eastAsia="Arial" w:hAnsi="Arial"/>
@@ -21272,7 +21272,7 @@
             <w:pPr>
               <w:spacing w:after="20" w:before="0"/>
             </w:pPr>
-            <w:hyperlink w:history="1" r:id="rIdsgajsnhgeumqjbxpo8hs2">
+            <w:hyperlink w:history="1" r:id="rIdjwcn4ytr_cmgkvqmdo3sa">
               <w:r>
                 <w:rPr>
                   <w:rFonts w:ascii="Arial" w:cs="Arial" w:eastAsia="Arial" w:hAnsi="Arial"/>
@@ -21321,7 +21321,7 @@
               <w:spacing w:after="10" w:before="0"/>
               <w:ind w:left="120"/>
             </w:pPr>
-            <w:hyperlink w:history="1" r:id="rIdu6aoy1r7gxqpg9-46i-rh">
+            <w:hyperlink w:history="1" r:id="rId_spx14h3oczlbe4wdspz6">
               <w:r>
                 <w:rPr>
                   <w:rFonts w:ascii="Arial" w:cs="Arial" w:eastAsia="Arial" w:hAnsi="Arial"/>
@@ -21521,7 +21521,7 @@
             <w:pPr>
               <w:spacing w:after="20" w:before="0"/>
             </w:pPr>
-            <w:hyperlink w:history="1" r:id="rIdhrfvajac59mstnr0cr2xr">
+            <w:hyperlink w:history="1" r:id="rIdxvzzkxzoapglr6ml4was_">
               <w:r>
                 <w:rPr>
                   <w:rFonts w:ascii="Arial" w:cs="Arial" w:eastAsia="Arial" w:hAnsi="Arial"/>
@@ -21570,7 +21570,7 @@
               <w:spacing w:after="10" w:before="0"/>
               <w:ind w:left="120"/>
             </w:pPr>
-            <w:hyperlink w:history="1" r:id="rIdmv1t7zjlpqg89qbriqwpr">
+            <w:hyperlink w:history="1" r:id="rIdnj38brgenlsgsmuxt2w2m">
               <w:r>
                 <w:rPr>
                   <w:rFonts w:ascii="Arial" w:cs="Arial" w:eastAsia="Arial" w:hAnsi="Arial"/>
@@ -21615,7 +21615,7 @@
             <w:pPr>
               <w:spacing w:after="20" w:before="0"/>
             </w:pPr>
-            <w:hyperlink w:history="1" r:id="rIdn2tofm5yaqim9mbm88wmj">
+            <w:hyperlink w:history="1" r:id="rIdyr7jcqx5v4bdxwy0wmdp-">
               <w:r>
                 <w:rPr>
                   <w:rFonts w:ascii="Arial" w:cs="Arial" w:eastAsia="Arial" w:hAnsi="Arial"/>
@@ -21664,7 +21664,7 @@
               <w:spacing w:after="10" w:before="0"/>
               <w:ind w:left="120"/>
             </w:pPr>
-            <w:hyperlink w:history="1" r:id="rIdnfyvk_egqvxwmexpwepjt">
+            <w:hyperlink w:history="1" r:id="rId74re4xfrq4yp_ev88xp8n">
               <w:r>
                 <w:rPr>
                   <w:rFonts w:ascii="Arial" w:cs="Arial" w:eastAsia="Arial" w:hAnsi="Arial"/>
@@ -22169,7 +22169,7 @@
               </w:rPr>
               <w:t xml:space="preserve">The pulley system feels easier for Mwende because she pulls with 125 N instead of 200 N, but she pulls 16 m instead of 8 m. Her </w:t>
             </w:r>
-            <w:del w:id="9133" w:author="Claude (AI) - proposed" w:date="2026-10-15T08:04:21Z">
+            <w:del w:id="9133" w:author="Claude (AI) - proposed" w:date="2026-10-18T00:32:06Z">
               <w:r>
                 <w:rPr>
                   <w:rFonts w:ascii="Arial" w:cs="Arial" w:eastAsia="Arial" w:hAnsi="Arial"/>
@@ -22184,7 +22184,7 @@
                 <w:delText xml:space="preserve">body supplies 2000 J from chemical energy in</w:delText>
               </w:r>
             </w:del>
-            <w:ins w:id="9134" w:author="Claude (AI) - proposed" w:date="2026-10-15T08:04:21Z">
+            <w:ins w:id="9134" w:author="Claude (AI) - proposed" w:date="2026-10-18T00:32:06Z">
               <w:r>
                 <w:rPr>
                   <w:rFonts w:ascii="Arial" w:cs="Arial" w:eastAsia="Arial" w:hAnsi="Arial"/>
@@ -22212,7 +22212,7 @@
               </w:rPr>
               <w:t xml:space="preserve"> food such as ugali and githeri</w:t>
             </w:r>
-            <w:ins w:id="9135" w:author="Claude (AI) - proposed" w:date="2026-10-15T08:04:21Z">
+            <w:ins w:id="9135" w:author="Claude (AI) - proposed" w:date="2026-10-18T00:32:06Z">
               <w:r>
                 <w:rPr>
                   <w:rFonts w:ascii="Arial" w:cs="Arial" w:eastAsia="Arial" w:hAnsi="Arial"/>
@@ -22260,7 +22260,7 @@
         </w:rPr>
         <w:t xml:space="preserve">© 2026 SeaVuria and ARES. Aligned with KICD objectives. Developed by SeaVuria; technical implementation by ARES (with AI assistance from Claude). Licensed under </w:t>
       </w:r>
-      <w:hyperlink w:history="1" r:id="rIdsrn_smkgp3vrilnf9t3kt">
+      <w:hyperlink w:history="1" r:id="rIdxsjljqar5cxdhi9et3uds">
         <w:r>
           <w:rPr>
             <w:rFonts w:ascii="Arial" w:cs="Arial" w:eastAsia="Arial" w:hAnsi="Arial"/>
@@ -22281,7 +22281,7 @@
         </w:rPr>
         <w:t xml:space="preserve"> (</w:t>
       </w:r>
-      <w:hyperlink w:history="1" r:id="rIdmdbur1j2v6nyxa9-6kfve">
+      <w:hyperlink w:history="1" r:id="rId5flbuj3a28bmtkdxliip5">
         <w:r>
           <w:rPr>
             <w:rFonts w:ascii="Arial" w:cs="Arial" w:eastAsia="Arial" w:hAnsi="Arial"/>
@@ -23033,7 +23033,7 @@
               </w:rPr>
               <w:t xml:space="preserve">Mr Otieno's class in Kisumu returns to the puzzle from Kitui: the pulley system needs 2000 J of work input for only 1600 J of energy gained by the bucket. Where does the extra 400 J go? Learners first predict whether dragging a sack of maize across rough dirt or smooth concrete needs the same work. They gather evidence from a friction demonstration (scaled-down sack with a spring balance, and data for the 50 kg homestead sack: rough 150 N x 10 m = 1500 J in 25 s = 60 W; smooth 100 N x 10 m = 1000 J in 20 s = 50 W). They then define and calculate power with stair climbing (1500 J in 6 s = 250 W; in 3 s = 500 W) and with the well (hand 80 W; pulley input 100 W, useful output 80 W). They add friction as heat and power to the </w:t>
             </w:r>
-            <w:del w:id="9136" w:author="Claude (AI) - proposed" w:date="2026-10-15T08:04:21Z">
+            <w:del w:id="9136" w:author="Claude (AI) - proposed" w:date="2026-10-18T00:32:06Z">
               <w:r>
                 <w:rPr>
                   <w:rFonts w:ascii="Arial" w:cs="Arial" w:eastAsia="Arial" w:hAnsi="Arial"/>
@@ -23048,7 +23048,7 @@
                 <w:delText xml:space="preserve">DQB</w:delText>
               </w:r>
             </w:del>
-            <w:ins w:id="9137" w:author="Claude (AI) - proposed" w:date="2026-10-15T08:04:21Z">
+            <w:ins w:id="9137" w:author="Claude (AI) - proposed" w:date="2026-10-18T00:32:06Z">
               <w:r>
                 <w:rPr>
                   <w:rFonts w:ascii="Arial" w:cs="Arial" w:eastAsia="Arial" w:hAnsi="Arial"/>
@@ -23076,7 +23076,7 @@
               </w:rPr>
               <w:t xml:space="preserve"> and revise their class model.</w:t>
             </w:r>
-            <w:ins w:id="9138" w:author="Claude (AI) - proposed" w:date="2026-10-15T08:04:21Z">
+            <w:ins w:id="9138" w:author="Claude (AI) - proposed" w:date="2026-10-18T00:32:06Z">
               <w:r>
                 <w:rPr>
                   <w:rFonts w:ascii="Arial" w:cs="Arial" w:eastAsia="Arial" w:hAnsi="Arial"/>
@@ -23379,7 +23379,7 @@
             <w:pPr>
               <w:spacing w:after="20" w:before="0"/>
             </w:pPr>
-            <w:hyperlink w:history="1" r:id="rIdu8xvq6o1dsilo0funavgt">
+            <w:hyperlink w:history="1" r:id="rIdqd3g71g06rwoiiujh79st">
               <w:r>
                 <w:rPr>
                   <w:rFonts w:ascii="Arial" w:cs="Arial" w:eastAsia="Arial" w:hAnsi="Arial"/>
@@ -23412,7 +23412,7 @@
               <w:spacing w:after="10" w:before="0"/>
               <w:ind w:left="120"/>
             </w:pPr>
-            <w:hyperlink w:history="1" r:id="rIdkpr8faiii9y4g2sa-4pzq">
+            <w:hyperlink w:history="1" r:id="rIdart_egfg8ue0rpuetugsw">
               <w:r>
                 <w:rPr>
                   <w:rFonts w:ascii="Arial" w:cs="Arial" w:eastAsia="Arial" w:hAnsi="Arial"/>
@@ -23457,7 +23457,7 @@
             <w:pPr>
               <w:spacing w:after="20" w:before="0"/>
             </w:pPr>
-            <w:hyperlink w:history="1" r:id="rId5gxl7i2ze3npie0ye-8eq">
+            <w:hyperlink w:history="1" r:id="rIdibsvizmnkuwdhu-dpjlud">
               <w:r>
                 <w:rPr>
                   <w:rFonts w:ascii="Arial" w:cs="Arial" w:eastAsia="Arial" w:hAnsi="Arial"/>
@@ -23490,7 +23490,7 @@
               <w:spacing w:after="10" w:before="0"/>
               <w:ind w:left="120"/>
             </w:pPr>
-            <w:hyperlink w:history="1" r:id="rIdeoobd9tirc2d5rof_znp1">
+            <w:hyperlink w:history="1" r:id="rIddmooovur4jmpkpfkcf_3u">
               <w:r>
                 <w:rPr>
                   <w:rFonts w:ascii="Arial" w:cs="Arial" w:eastAsia="Arial" w:hAnsi="Arial"/>
@@ -23690,7 +23690,7 @@
             <w:pPr>
               <w:spacing w:after="20" w:before="0"/>
             </w:pPr>
-            <w:hyperlink w:history="1" r:id="rIdm2ev7rat0oaohcngqfel9">
+            <w:hyperlink w:history="1" r:id="rIdq8bxsnka1zphdusjfmue2">
               <w:r>
                 <w:rPr>
                   <w:rFonts w:ascii="Arial" w:cs="Arial" w:eastAsia="Arial" w:hAnsi="Arial"/>
@@ -23723,7 +23723,7 @@
               <w:spacing w:after="10" w:before="0"/>
               <w:ind w:left="120"/>
             </w:pPr>
-            <w:hyperlink w:history="1" r:id="rIdqgbw8b4vurxb8md0corwh">
+            <w:hyperlink w:history="1" r:id="rIdif8k7qig6xjn20hqf6xdo">
               <w:r>
                 <w:rPr>
                   <w:rFonts w:ascii="Arial" w:cs="Arial" w:eastAsia="Arial" w:hAnsi="Arial"/>
@@ -23768,7 +23768,7 @@
             <w:pPr>
               <w:spacing w:after="20" w:before="0"/>
             </w:pPr>
-            <w:hyperlink w:history="1" r:id="rIdokps4rmntlmyemftkjjqk">
+            <w:hyperlink w:history="1" r:id="rIdxnwsymioprcgaujoc9z-g">
               <w:r>
                 <w:rPr>
                   <w:rFonts w:ascii="Arial" w:cs="Arial" w:eastAsia="Arial" w:hAnsi="Arial"/>
@@ -23801,7 +23801,7 @@
               <w:spacing w:after="10" w:before="0"/>
               <w:ind w:left="120"/>
             </w:pPr>
-            <w:hyperlink w:history="1" r:id="rIdoq724r6f9f7hzgo5qeroq">
+            <w:hyperlink w:history="1" r:id="rIdhax8eo7nf9xnq53jmjr9m">
               <w:r>
                 <w:rPr>
                   <w:rFonts w:ascii="Arial" w:cs="Arial" w:eastAsia="Arial" w:hAnsi="Arial"/>
@@ -23846,7 +23846,7 @@
               </w:rPr>
               <w:t xml:space="preserve">Part A (about </w:t>
             </w:r>
-            <w:del w:id="9139" w:author="Claude (AI) - proposed" w:date="2026-10-15T08:04:21Z">
+            <w:del w:id="9139" w:author="Claude (AI) - proposed" w:date="2026-10-18T00:32:06Z">
               <w:r>
                 <w:rPr>
                   <w:rFonts w:ascii="Arial" w:cs="Arial" w:eastAsia="Arial" w:hAnsi="Arial"/>
@@ -23861,7 +23861,7 @@
                 <w:delText xml:space="preserve">25</w:delText>
               </w:r>
             </w:del>
-            <w:ins w:id="9140" w:author="Claude (AI) - proposed" w:date="2026-10-15T08:04:21Z">
+            <w:ins w:id="9140" w:author="Claude (AI) - proposed" w:date="2026-10-18T00:32:06Z">
               <w:r>
                 <w:rPr>
                   <w:rFonts w:ascii="Arial" w:cs="Arial" w:eastAsia="Arial" w:hAnsi="Arial"/>
@@ -23889,7 +23889,7 @@
               </w:rPr>
               <w:t xml:space="preserve"> min), friction investigation in groups of 4: roles are puller, spring-balance reader, distance measurer and timer/recorder. Groups drag a sand-filled sack (or school bag with 5 kg of sand) 5 m at steady speed on a rough surface (school yard or sacking cloth) and on a smooth surface (classroom floor), reading the spring balance (force) and recording distance and time. They compute W = Fd for each surface. Then they study the homestead data for the 50 kg sack dragged 10 m: rough dirt friction 150 N, work 1500 J, 25 s; smooth concrete friction 100 N, work 1000 J, 20 s, and note that the sack's weight (500 N) is the same on both surfaces. They notice that the sack does not gain PE or KE (steady speed, no height change), yet work is done, and </w:t>
             </w:r>
-            <w:del w:id="9141" w:author="Claude (AI) - proposed" w:date="2026-10-15T08:04:21Z">
+            <w:del w:id="9141" w:author="Claude (AI) - proposed" w:date="2026-10-18T00:32:06Z">
               <w:r>
                 <w:rPr>
                   <w:rFonts w:ascii="Arial" w:cs="Arial" w:eastAsia="Arial" w:hAnsi="Arial"/>
@@ -23904,7 +23904,7 @@
                 <w:delText xml:space="preserve">the ground and sack feel warm after rubbing (rub hands together or feel the sack base)</w:delText>
               </w:r>
             </w:del>
-            <w:ins w:id="9142" w:author="Claude (AI) - proposed" w:date="2026-10-15T08:04:21Z">
+            <w:ins w:id="9142" w:author="Claude (AI) - proposed" w:date="2026-10-18T00:32:06Z">
               <w:r>
                 <w:rPr>
                   <w:rFonts w:ascii="Arial" w:cs="Arial" w:eastAsia="Arial" w:hAnsi="Arial"/>
@@ -23932,7 +23932,7 @@
               </w:rPr>
               <w:t xml:space="preserve">. Part B (about </w:t>
             </w:r>
-            <w:del w:id="9143" w:author="Claude (AI) - proposed" w:date="2026-10-15T08:04:21Z">
+            <w:del w:id="9143" w:author="Claude (AI) - proposed" w:date="2026-10-18T00:32:06Z">
               <w:r>
                 <w:rPr>
                   <w:rFonts w:ascii="Arial" w:cs="Arial" w:eastAsia="Arial" w:hAnsi="Arial"/>
@@ -23947,7 +23947,7 @@
                 <w:delText xml:space="preserve">25</w:delText>
               </w:r>
             </w:del>
-            <w:ins w:id="9144" w:author="Claude (AI) - proposed" w:date="2026-10-15T08:04:21Z">
+            <w:ins w:id="9144" w:author="Claude (AI) - proposed" w:date="2026-10-18T00:32:06Z">
               <w:r>
                 <w:rPr>
                   <w:rFonts w:ascii="Arial" w:cs="Arial" w:eastAsia="Arial" w:hAnsi="Arial"/>
@@ -24130,7 +24130,7 @@
             <w:pPr>
               <w:spacing w:after="20" w:before="0"/>
             </w:pPr>
-            <w:hyperlink w:history="1" r:id="rIdw5cy5efmp3m0pf9cbj5wu">
+            <w:hyperlink w:history="1" r:id="rId-zvptcv3hfteyvpo-rb2v">
               <w:r>
                 <w:rPr>
                   <w:rFonts w:ascii="Arial" w:cs="Arial" w:eastAsia="Arial" w:hAnsi="Arial"/>
@@ -24163,7 +24163,7 @@
               <w:spacing w:after="10" w:before="0"/>
               <w:ind w:left="120"/>
             </w:pPr>
-            <w:hyperlink w:history="1" r:id="rIdzaj1vjre2wh7xspu61egr">
+            <w:hyperlink w:history="1" r:id="rIdnfefvne3fjwamc1itdhoi">
               <w:r>
                 <w:rPr>
                   <w:rFonts w:ascii="Arial" w:cs="Arial" w:eastAsia="Arial" w:hAnsi="Arial"/>
@@ -24208,7 +24208,7 @@
             <w:pPr>
               <w:spacing w:after="20" w:before="0"/>
             </w:pPr>
-            <w:hyperlink w:history="1" r:id="rIdoylevdlc0md7meuyivwog">
+            <w:hyperlink w:history="1" r:id="rIdzooi2rja0zqlkp-6crgcu">
               <w:r>
                 <w:rPr>
                   <w:rFonts w:ascii="Arial" w:cs="Arial" w:eastAsia="Arial" w:hAnsi="Arial"/>
@@ -24241,7 +24241,7 @@
               <w:spacing w:after="10" w:before="0"/>
               <w:ind w:left="120"/>
             </w:pPr>
-            <w:hyperlink w:history="1" r:id="rId9mrnekx2zkbdhjn05gizx">
+            <w:hyperlink w:history="1" r:id="rId5p29mrjdec9tx7ik7f7va">
               <w:r>
                 <w:rPr>
                   <w:rFonts w:ascii="Arial" w:cs="Arial" w:eastAsia="Arial" w:hAnsi="Arial"/>
@@ -24441,7 +24441,7 @@
             <w:pPr>
               <w:spacing w:after="20" w:before="0"/>
             </w:pPr>
-            <w:hyperlink w:history="1" r:id="rId2fylilkabl7f0kobhvwcj">
+            <w:hyperlink w:history="1" r:id="rIdn9ahswaaj7ufljc3bvp3z">
               <w:r>
                 <w:rPr>
                   <w:rFonts w:ascii="Arial" w:cs="Arial" w:eastAsia="Arial" w:hAnsi="Arial"/>
@@ -24474,7 +24474,7 @@
               <w:spacing w:after="10" w:before="0"/>
               <w:ind w:left="120"/>
             </w:pPr>
-            <w:hyperlink w:history="1" r:id="rIdokgmuen1azuk_modezh1s">
+            <w:hyperlink w:history="1" r:id="rIdxiktpkmaq8hqpo1sres6m">
               <w:r>
                 <w:rPr>
                   <w:rFonts w:ascii="Arial" w:cs="Arial" w:eastAsia="Arial" w:hAnsi="Arial"/>
@@ -24519,7 +24519,7 @@
             <w:pPr>
               <w:spacing w:after="20" w:before="0"/>
             </w:pPr>
-            <w:hyperlink w:history="1" r:id="rIdecw9ewkkujmpaf7kfsa8w">
+            <w:hyperlink w:history="1" r:id="rIdjuu1rblldxgctzbzy1uvs">
               <w:r>
                 <w:rPr>
                   <w:rFonts w:ascii="Arial" w:cs="Arial" w:eastAsia="Arial" w:hAnsi="Arial"/>
@@ -24552,7 +24552,7 @@
               <w:spacing w:after="10" w:before="0"/>
               <w:ind w:left="120"/>
             </w:pPr>
-            <w:hyperlink w:history="1" r:id="rId6l7ia81cscmvdrtiwt1ia">
+            <w:hyperlink w:history="1" r:id="rIdrdsqlk2mpg5d-n6bcuqrz">
               <w:r>
                 <w:rPr>
                   <w:rFonts w:ascii="Arial" w:cs="Arial" w:eastAsia="Arial" w:hAnsi="Arial"/>
@@ -24752,7 +24752,7 @@
             <w:pPr>
               <w:spacing w:after="20" w:before="0"/>
             </w:pPr>
-            <w:hyperlink w:history="1" r:id="rIdaukhptm7asqjibrqgnj82">
+            <w:hyperlink w:history="1" r:id="rId_gtxclvlu6drgynar9gx_">
               <w:r>
                 <w:rPr>
                   <w:rFonts w:ascii="Arial" w:cs="Arial" w:eastAsia="Arial" w:hAnsi="Arial"/>
@@ -24801,7 +24801,7 @@
               <w:spacing w:after="10" w:before="0"/>
               <w:ind w:left="120"/>
             </w:pPr>
-            <w:hyperlink w:history="1" r:id="rIdznyyouhhlh-6le-zqyuap">
+            <w:hyperlink w:history="1" r:id="rIdxfs0zplzfka_eed7zwzbp">
               <w:r>
                 <w:rPr>
                   <w:rFonts w:ascii="Arial" w:cs="Arial" w:eastAsia="Arial" w:hAnsi="Arial"/>
@@ -24846,7 +24846,7 @@
             <w:pPr>
               <w:spacing w:after="20" w:before="0"/>
             </w:pPr>
-            <w:hyperlink w:history="1" r:id="rIdt99resdwdbswiatxb5sq0">
+            <w:hyperlink w:history="1" r:id="rIdx7fkggvggoiaw7g7ke6gl">
               <w:r>
                 <w:rPr>
                   <w:rFonts w:ascii="Arial" w:cs="Arial" w:eastAsia="Arial" w:hAnsi="Arial"/>
@@ -24895,7 +24895,7 @@
               <w:spacing w:after="10" w:before="0"/>
               <w:ind w:left="120"/>
             </w:pPr>
-            <w:hyperlink w:history="1" r:id="rIdwm8mwyg9oajvdq9cnigez">
+            <w:hyperlink w:history="1" r:id="rIdy4jqoowvryox2ytrb2xvg">
               <w:r>
                 <w:rPr>
                   <w:rFonts w:ascii="Arial" w:cs="Arial" w:eastAsia="Arial" w:hAnsi="Arial"/>
@@ -24973,7 +24973,7 @@
               </w:rPr>
               <w:t xml:space="preserve">Say: "Add at least three new parts to your model today. Label every arrow with a number and unit." Give </w:t>
             </w:r>
-            <w:del w:id="9145" w:author="Claude (AI) - proposed" w:date="2026-10-15T08:04:21Z">
+            <w:del w:id="9145" w:author="Claude (AI) - proposed" w:date="2026-10-18T00:32:06Z">
               <w:r>
                 <w:rPr>
                   <w:rFonts w:ascii="Arial" w:cs="Arial" w:eastAsia="Arial" w:hAnsi="Arial"/>
@@ -24988,7 +24988,7 @@
                 <w:delText xml:space="preserve">10</w:delText>
               </w:r>
             </w:del>
-            <w:ins w:id="9146" w:author="Claude (AI) - proposed" w:date="2026-10-15T08:04:21Z">
+            <w:ins w:id="9146" w:author="Claude (AI) - proposed" w:date="2026-10-18T00:32:06Z">
               <w:r>
                 <w:rPr>
                   <w:rFonts w:ascii="Arial" w:cs="Arial" w:eastAsia="Arial" w:hAnsi="Arial"/>
@@ -25463,7 +25463,7 @@
         </w:rPr>
         <w:t xml:space="preserve">© 2026 SeaVuria and ARES. Aligned with KICD objectives. Developed by SeaVuria; technical implementation by ARES (with AI assistance from Claude). Licensed under </w:t>
       </w:r>
-      <w:hyperlink w:history="1" r:id="rIdidjrnre3vfahjcdicy20x">
+      <w:hyperlink w:history="1" r:id="rIdv7sw3wbsbgrdziftkzusc">
         <w:r>
           <w:rPr>
             <w:rFonts w:ascii="Arial" w:cs="Arial" w:eastAsia="Arial" w:hAnsi="Arial"/>
@@ -25484,7 +25484,7 @@
         </w:rPr>
         <w:t xml:space="preserve"> (</w:t>
       </w:r>
-      <w:hyperlink w:history="1" r:id="rIds2fdvbaj_ckf_ncax9sxs">
+      <w:hyperlink w:history="1" r:id="rIdrl1yawkggv1fdueq-gcgz">
         <w:r>
           <w:rPr>
             <w:rFonts w:ascii="Arial" w:cs="Arial" w:eastAsia="Arial" w:hAnsi="Arial"/>
@@ -26524,7 +26524,7 @@
             <w:pPr>
               <w:spacing w:after="20" w:before="0"/>
             </w:pPr>
-            <w:hyperlink w:history="1" r:id="rId8yjtd3wqtbl2dt700zasx">
+            <w:hyperlink w:history="1" r:id="rIda5fm5ynnhmakm0iao450f">
               <w:r>
                 <w:rPr>
                   <w:rFonts w:ascii="Arial" w:cs="Arial" w:eastAsia="Arial" w:hAnsi="Arial"/>
@@ -26557,7 +26557,7 @@
               <w:spacing w:after="10" w:before="0"/>
               <w:ind w:left="120"/>
             </w:pPr>
-            <w:hyperlink w:history="1" r:id="rIdnvkb-d4fnfrt3ckfwmllu">
+            <w:hyperlink w:history="1" r:id="rIdt4ibbffhqkaxjfzwqsnws">
               <w:r>
                 <w:rPr>
                   <w:rFonts w:ascii="Arial" w:cs="Arial" w:eastAsia="Arial" w:hAnsi="Arial"/>
@@ -26602,7 +26602,7 @@
             <w:pPr>
               <w:spacing w:after="20" w:before="0"/>
             </w:pPr>
-            <w:hyperlink w:history="1" r:id="rIdr_3xds5or0xtveplogljn">
+            <w:hyperlink w:history="1" r:id="rIdfzljhhwajb2fbc_zgah0k">
               <w:r>
                 <w:rPr>
                   <w:rFonts w:ascii="Arial" w:cs="Arial" w:eastAsia="Arial" w:hAnsi="Arial"/>
@@ -26635,7 +26635,7 @@
               <w:spacing w:after="10" w:before="0"/>
               <w:ind w:left="120"/>
             </w:pPr>
-            <w:hyperlink w:history="1" r:id="rId1p5_4ugro-ycyskro7j94">
+            <w:hyperlink w:history="1" r:id="rIdjayq8hkosd7q1ga6apxf0">
               <w:r>
                 <w:rPr>
                   <w:rFonts w:ascii="Arial" w:cs="Arial" w:eastAsia="Arial" w:hAnsi="Arial"/>
@@ -26835,7 +26835,7 @@
             <w:pPr>
               <w:spacing w:after="20" w:before="0"/>
             </w:pPr>
-            <w:hyperlink w:history="1" r:id="rIdwwzarnt-zwds0cyx9dxcn">
+            <w:hyperlink w:history="1" r:id="rIdyakxj6v0ylrmtio76upug">
               <w:r>
                 <w:rPr>
                   <w:rFonts w:ascii="Arial" w:cs="Arial" w:eastAsia="Arial" w:hAnsi="Arial"/>
@@ -26868,7 +26868,7 @@
               <w:spacing w:after="10" w:before="0"/>
               <w:ind w:left="120"/>
             </w:pPr>
-            <w:hyperlink w:history="1" r:id="rId-zwivrz8dsk01r91hntqt">
+            <w:hyperlink w:history="1" r:id="rIdcicq-ky76kzamuho2plcf">
               <w:r>
                 <w:rPr>
                   <w:rFonts w:ascii="Arial" w:cs="Arial" w:eastAsia="Arial" w:hAnsi="Arial"/>
@@ -26913,7 +26913,7 @@
             <w:pPr>
               <w:spacing w:after="20" w:before="0"/>
             </w:pPr>
-            <w:hyperlink w:history="1" r:id="rIdokd6maqernvk0gsxo5yaw">
+            <w:hyperlink w:history="1" r:id="rIdgt76fro6ym8f017nlhqam">
               <w:r>
                 <w:rPr>
                   <w:rFonts w:ascii="Arial" w:cs="Arial" w:eastAsia="Arial" w:hAnsi="Arial"/>
@@ -26946,7 +26946,7 @@
               <w:spacing w:after="10" w:before="0"/>
               <w:ind w:left="120"/>
             </w:pPr>
-            <w:hyperlink w:history="1" r:id="rId9xv5izilkb_mcocv1roxd">
+            <w:hyperlink w:history="1" r:id="rId28lztcazdjhmabdl0hvya">
               <w:r>
                 <w:rPr>
                   <w:rFonts w:ascii="Arial" w:cs="Arial" w:eastAsia="Arial" w:hAnsi="Arial"/>
@@ -26991,7 +26991,7 @@
               </w:rPr>
               <w:t xml:space="preserve">In groups of 4 (</w:t>
             </w:r>
-            <w:del w:id="9147" w:author="Claude (AI) - proposed" w:date="2026-10-15T08:04:21Z">
+            <w:del w:id="9147" w:author="Claude (AI) - proposed" w:date="2026-10-18T00:32:06Z">
               <w:r>
                 <w:rPr>
                   <w:rFonts w:ascii="Arial" w:cs="Arial" w:eastAsia="Arial" w:hAnsi="Arial"/>
@@ -27006,7 +27006,7 @@
                 <w:delText xml:space="preserve">30</w:delText>
               </w:r>
             </w:del>
-            <w:ins w:id="9148" w:author="Claude (AI) - proposed" w:date="2026-10-15T08:04:21Z">
+            <w:ins w:id="9148" w:author="Claude (AI) - proposed" w:date="2026-10-18T00:32:06Z">
               <w:r>
                 <w:rPr>
                   <w:rFonts w:ascii="Arial" w:cs="Arial" w:eastAsia="Arial" w:hAnsi="Arial"/>
@@ -27067,7 +27067,7 @@
               </w:rPr>
               <w:t xml:space="preserve">Circulate. Say: 'Before you calculate, tell me what the load is and what the effort is for this machine.' Ask at the pulley station: 'How many rope sections support the bucket? How far must the rope move for the bucket to rise 8 m?' WAIT TIME of 10-15 seconds before accepting answers. At the single fixed pulley say: 'Mwende has a mass of 30 kg. Why can she pull down on the rope more easily than she can lift directly?' (She uses her body weight; the pulley only changes direction, VR = 1.) At the ramp ask: 'Work in is 800 J but work out is 500 J. Where did the 300 J go?' Cold-call 3 groups to report one MA and one efficiency each. Remind: 'Use g = 10 N/kg and write units. MA and VR have no unit.' Pause at </w:t>
             </w:r>
-            <w:del w:id="9149" w:author="Claude (AI) - proposed" w:date="2026-10-15T08:04:21Z">
+            <w:del w:id="9149" w:author="Claude (AI) - proposed" w:date="2026-10-18T00:32:06Z">
               <w:r>
                 <w:rPr>
                   <w:rFonts w:ascii="Arial" w:cs="Arial" w:eastAsia="Arial" w:hAnsi="Arial"/>
@@ -27082,7 +27082,7 @@
                 <w:delText xml:space="preserve">20</w:delText>
               </w:r>
             </w:del>
-            <w:ins w:id="9150" w:author="Claude (AI) - proposed" w:date="2026-10-15T08:04:21Z">
+            <w:ins w:id="9150" w:author="Claude (AI) - proposed" w:date="2026-10-18T00:32:06Z">
               <w:r>
                 <w:rPr>
                   <w:rFonts w:ascii="Arial" w:cs="Arial" w:eastAsia="Arial" w:hAnsi="Arial"/>
@@ -27232,7 +27232,7 @@
             <w:pPr>
               <w:spacing w:after="20" w:before="0"/>
             </w:pPr>
-            <w:hyperlink w:history="1" r:id="rId5zbazdytiexoidr4lupzw">
+            <w:hyperlink w:history="1" r:id="rIdnt4tjcyup4s4z6c7hnx7e">
               <w:r>
                 <w:rPr>
                   <w:rFonts w:ascii="Arial" w:cs="Arial" w:eastAsia="Arial" w:hAnsi="Arial"/>
@@ -27265,7 +27265,7 @@
               <w:spacing w:after="10" w:before="0"/>
               <w:ind w:left="120"/>
             </w:pPr>
-            <w:hyperlink w:history="1" r:id="rIdcwq06uwpumv4lltk_rcmq">
+            <w:hyperlink w:history="1" r:id="rIdgowjb4tj0d4voeiaeklft">
               <w:r>
                 <w:rPr>
                   <w:rFonts w:ascii="Arial" w:cs="Arial" w:eastAsia="Arial" w:hAnsi="Arial"/>
@@ -27310,7 +27310,7 @@
             <w:pPr>
               <w:spacing w:after="20" w:before="0"/>
             </w:pPr>
-            <w:hyperlink w:history="1" r:id="rIdjvgy9vawani46wqk6y0rs">
+            <w:hyperlink w:history="1" r:id="rIdvhfl4tc_ckac5tcv85y1g">
               <w:r>
                 <w:rPr>
                   <w:rFonts w:ascii="Arial" w:cs="Arial" w:eastAsia="Arial" w:hAnsi="Arial"/>
@@ -27343,7 +27343,7 @@
               <w:spacing w:after="10" w:before="0"/>
               <w:ind w:left="120"/>
             </w:pPr>
-            <w:hyperlink w:history="1" r:id="rIdbp28m-rtotbkbxnrcfgai">
+            <w:hyperlink w:history="1" r:id="rIdbv5s_k2iqyw-cqzrputx2">
               <w:r>
                 <w:rPr>
                   <w:rFonts w:ascii="Arial" w:cs="Arial" w:eastAsia="Arial" w:hAnsi="Arial"/>
@@ -27421,7 +27421,7 @@
               </w:rPr>
               <w:t xml:space="preserve">Say: 'Write as if explaining to Mama Kavata why Mwende can do what she could not. Use at least three numbers from today.' Provide a sentence frame on the board: 'The pulley system reduces the effort from ___ N to ___ N because the rope moves ___ m instead of ___ m, so the work input is ___ J, while the bucket gains ___ J. The difference of ___ J is ___.' Give 8 minutes of silent writing</w:t>
             </w:r>
-            <w:ins w:id="9151" w:author="Claude (AI) - proposed" w:date="2026-10-15T08:04:21Z">
+            <w:ins w:id="9151" w:author="Claude (AI) - proposed" w:date="2026-10-18T00:32:06Z">
               <w:r>
                 <w:rPr>
                   <w:rFonts w:ascii="Arial" w:cs="Arial" w:eastAsia="Arial" w:hAnsi="Arial"/>
@@ -27571,7 +27571,7 @@
             <w:pPr>
               <w:spacing w:after="20" w:before="0"/>
             </w:pPr>
-            <w:hyperlink w:history="1" r:id="rIdejroa5glyr3nzqocc6pw5">
+            <w:hyperlink w:history="1" r:id="rIdht19v1r340ppquexwnlsa">
               <w:r>
                 <w:rPr>
                   <w:rFonts w:ascii="Arial" w:cs="Arial" w:eastAsia="Arial" w:hAnsi="Arial"/>
@@ -27604,7 +27604,7 @@
               <w:spacing w:after="10" w:before="0"/>
               <w:ind w:left="120"/>
             </w:pPr>
-            <w:hyperlink w:history="1" r:id="rIdwre67rvhlu4ybanxqxy01">
+            <w:hyperlink w:history="1" r:id="rIdef5t-diarlzjpsggpycyk">
               <w:r>
                 <w:rPr>
                   <w:rFonts w:ascii="Arial" w:cs="Arial" w:eastAsia="Arial" w:hAnsi="Arial"/>
@@ -27649,7 +27649,7 @@
             <w:pPr>
               <w:spacing w:after="20" w:before="0"/>
             </w:pPr>
-            <w:hyperlink w:history="1" r:id="rIdurge5cclueds7sm9msq2y">
+            <w:hyperlink w:history="1" r:id="rId9wyifyndxzbbumrltoq6p">
               <w:r>
                 <w:rPr>
                   <w:rFonts w:ascii="Arial" w:cs="Arial" w:eastAsia="Arial" w:hAnsi="Arial"/>
@@ -27682,7 +27682,7 @@
               <w:spacing w:after="10" w:before="0"/>
               <w:ind w:left="120"/>
             </w:pPr>
-            <w:hyperlink w:history="1" r:id="rId4dxjbselfo5kqa24oalqx">
+            <w:hyperlink w:history="1" r:id="rIdwd-qwyi9bitmab-y2x047">
               <w:r>
                 <w:rPr>
                   <w:rFonts w:ascii="Arial" w:cs="Arial" w:eastAsia="Arial" w:hAnsi="Arial"/>
@@ -27882,7 +27882,7 @@
             <w:pPr>
               <w:spacing w:after="20" w:before="0"/>
             </w:pPr>
-            <w:hyperlink w:history="1" r:id="rIdmvtscnjbkbz-qjbb1zo1d">
+            <w:hyperlink w:history="1" r:id="rId0l3cxoeufw3bvxs-4s4hf">
               <w:r>
                 <w:rPr>
                   <w:rFonts w:ascii="Arial" w:cs="Arial" w:eastAsia="Arial" w:hAnsi="Arial"/>
@@ -27915,7 +27915,7 @@
               <w:spacing w:after="10" w:before="0"/>
               <w:ind w:left="120"/>
             </w:pPr>
-            <w:hyperlink w:history="1" r:id="rIdxfpmkwyrgxzvnhnu9g_50">
+            <w:hyperlink w:history="1" r:id="rId6sc4nxnvxa6uwujkpacca">
               <w:r>
                 <w:rPr>
                   <w:rFonts w:ascii="Arial" w:cs="Arial" w:eastAsia="Arial" w:hAnsi="Arial"/>
@@ -27960,7 +27960,7 @@
             <w:pPr>
               <w:spacing w:after="20" w:before="0"/>
             </w:pPr>
-            <w:hyperlink w:history="1" r:id="rIdv989nrvkpjwekz_nt6ct0">
+            <w:hyperlink w:history="1" r:id="rIdaaxfviz2lsrqjsiispi4e">
               <w:r>
                 <w:rPr>
                   <w:rFonts w:ascii="Arial" w:cs="Arial" w:eastAsia="Arial" w:hAnsi="Arial"/>
@@ -27993,7 +27993,7 @@
               <w:spacing w:after="10" w:before="0"/>
               <w:ind w:left="120"/>
             </w:pPr>
-            <w:hyperlink w:history="1" r:id="rIdheosgmld29s6mpg2hfv8s">
+            <w:hyperlink w:history="1" r:id="rIdf115scetqmt6d8x4ktsvl">
               <w:r>
                 <w:rPr>
                   <w:rFonts w:ascii="Arial" w:cs="Arial" w:eastAsia="Arial" w:hAnsi="Arial"/>
@@ -28498,7 +28498,7 @@
               </w:rPr>
               <w:t xml:space="preserve">The bucket gains 1600 J of PE whether Mama Kavata lifts it by hand or Mwende uses the pulley system. The pulley lets Mwende pull 125 N instead of 200 N, but over 16 m instead of 8 m, so </w:t>
             </w:r>
-            <w:ins w:id="9152" w:author="Claude (AI) - proposed" w:date="2026-10-15T08:04:21Z">
+            <w:ins w:id="9152" w:author="Claude (AI) - proposed" w:date="2026-10-18T00:32:06Z">
               <w:r>
                 <w:rPr>
                   <w:rFonts w:ascii="Arial" w:cs="Arial" w:eastAsia="Arial" w:hAnsi="Arial"/>
@@ -28526,7 +28526,7 @@
               </w:rPr>
               <w:t xml:space="preserve">2000 J of</w:t>
             </w:r>
-            <w:ins w:id="9153" w:author="Claude (AI) - proposed" w:date="2026-10-15T08:04:21Z">
+            <w:ins w:id="9153" w:author="Claude (AI) - proposed" w:date="2026-10-18T00:32:06Z">
               <w:r>
                 <w:rPr>
                   <w:rFonts w:ascii="Arial" w:cs="Arial" w:eastAsia="Arial" w:hAnsi="Arial"/>
@@ -28554,7 +28554,7 @@
               </w:rPr>
               <w:t xml:space="preserve"> chemical energy from food (ugali, githeri)</w:t>
             </w:r>
-            <w:del w:id="9154" w:author="Claude (AI) - proposed" w:date="2026-10-15T08:04:21Z">
+            <w:del w:id="9154" w:author="Claude (AI) - proposed" w:date="2026-10-18T00:32:06Z">
               <w:r>
                 <w:rPr>
                   <w:rFonts w:ascii="Arial" w:cs="Arial" w:eastAsia="Arial" w:hAnsi="Arial"/>
@@ -28602,7 +28602,7 @@
         </w:rPr>
         <w:t xml:space="preserve">© 2026 SeaVuria and ARES. Aligned with KICD objectives. Developed by SeaVuria; technical implementation by ARES (with AI assistance from Claude). Licensed under </w:t>
       </w:r>
-      <w:hyperlink w:history="1" r:id="rId2iblvaojmlv0z96pv3vad">
+      <w:hyperlink w:history="1" r:id="rIdjsuic49mczehfwozhv3fr">
         <w:r>
           <w:rPr>
             <w:rFonts w:ascii="Arial" w:cs="Arial" w:eastAsia="Arial" w:hAnsi="Arial"/>
@@ -28623,7 +28623,7 @@
         </w:rPr>
         <w:t xml:space="preserve"> (</w:t>
       </w:r>
-      <w:hyperlink w:history="1" r:id="rIdmaaznqsd48bfrq5siaasd">
+      <w:hyperlink w:history="1" r:id="rIdua-9svq1cglbej88bjbl3">
         <w:r>
           <w:rPr>
             <w:rFonts w:ascii="Arial" w:cs="Arial" w:eastAsia="Arial" w:hAnsi="Arial"/>
